--- a/57 MPRO PAPER PUBLISH DOC.docx
+++ b/57 MPRO PAPER PUBLISH DOC.docx
@@ -107,7 +107,6 @@
         </w:rPr>
         <w:t xml:space="preserve">The increasing prevalence of unhealthy eating habits, largely driven by urbanization, busy lifestyles, and limited access to home-style meals, calls for innovative digital solutions. This paper presents </w:t>
       </w:r>
-      <w:proofErr w:type="spellStart"/>
       <w:r>
         <w:rPr>
           <w:rFonts w:ascii="Times New Roman" w:eastAsia="inter" w:hAnsi="Times New Roman" w:cs="Times New Roman"/>
@@ -117,53 +116,14 @@
         </w:rPr>
         <w:t>HomeChef</w:t>
       </w:r>
-      <w:proofErr w:type="spellEnd"/>
-      <w:r>
-        <w:rPr>
-          <w:rFonts w:ascii="Times New Roman" w:eastAsia="inter" w:hAnsi="Times New Roman" w:cs="Times New Roman"/>
-          <w:color w:val="000000"/>
-          <w:sz w:val="24"/>
-          <w:szCs w:val="24"/>
-        </w:rPr>
-        <w:t xml:space="preserve">, a comprehensive web platform that connects local home chefs with consumers seeking nutritious, affordable, and personalized meals. By facilitating secure chef discovery, streamlined service booking, digital payments, and transparent feedback, </w:t>
-      </w:r>
-      <w:proofErr w:type="spellStart"/>
-      <w:r>
-        <w:rPr>
-          <w:rFonts w:ascii="Times New Roman" w:eastAsia="inter" w:hAnsi="Times New Roman" w:cs="Times New Roman"/>
-          <w:color w:val="000000"/>
-          <w:sz w:val="24"/>
-          <w:szCs w:val="24"/>
-        </w:rPr>
-        <w:t>HomeChef</w:t>
-      </w:r>
-      <w:proofErr w:type="spellEnd"/>
-      <w:r>
-        <w:rPr>
-          <w:rFonts w:ascii="Times New Roman" w:eastAsia="inter" w:hAnsi="Times New Roman" w:cs="Times New Roman"/>
-          <w:color w:val="000000"/>
-          <w:sz w:val="24"/>
-          <w:szCs w:val="24"/>
-        </w:rPr>
-        <w:t xml:space="preserve"> fo</w:t>
-      </w:r>
-      <w:r>
-        <w:rPr>
-          <w:rFonts w:ascii="Times New Roman" w:eastAsia="inter" w:hAnsi="Times New Roman" w:cs="Times New Roman"/>
-          <w:color w:val="000000"/>
-          <w:sz w:val="24"/>
-          <w:szCs w:val="24"/>
-        </w:rPr>
-        <w:t>sters local entrepreneurship, addresses dietary needs, and promotes community well-being. The paper details the platform's architecture, functional workflows, security model, related ecosystem, and adds critical evaluation and ideas for future enhancements</w:t>
-      </w:r>
-      <w:r>
-        <w:rPr>
-          <w:rFonts w:ascii="Times New Roman" w:eastAsia="inter" w:hAnsi="Times New Roman" w:cs="Times New Roman"/>
-          <w:color w:val="000000"/>
-          <w:sz w:val="24"/>
-          <w:szCs w:val="24"/>
-        </w:rPr>
-        <w:t>.</w:t>
+      <w:r>
+        <w:rPr>
+          <w:rFonts w:ascii="Times New Roman" w:eastAsia="inter" w:hAnsi="Times New Roman" w:cs="Times New Roman"/>
+          <w:color w:val="000000"/>
+          <w:sz w:val="24"/>
+          <w:szCs w:val="24"/>
+        </w:rPr>
+        <w:t>, a comprehensive web platform that connects local home chefs with consumers seeking nutritious, affordable, and personalized meals. By facilitating secure chef discovery, streamlined service booking, digital payments, and transparent feedback, HomeChef fosters local entrepreneurship, addresses dietary needs, and promotes community well-being. The paper details the platform's architecture, functional workflows, security model, related ecosystem, and adds critical evaluation and ideas for future enhancements.</w:t>
       </w:r>
     </w:p>
     <w:p>
@@ -228,88 +188,25 @@
           <w:sz w:val="24"/>
           <w:szCs w:val="24"/>
         </w:rPr>
-        <w:t>In contemporary urban settings, many individuals, including students, professionals, and elderly citizens, struggle to maintain a balanced diet due to time constraints, lack of culinary skills, or prolonged a</w:t>
-      </w:r>
-      <w:r>
-        <w:rPr>
-          <w:rFonts w:ascii="Times New Roman" w:eastAsia="inter" w:hAnsi="Times New Roman" w:cs="Times New Roman"/>
-          <w:color w:val="000000"/>
-          <w:sz w:val="24"/>
-          <w:szCs w:val="24"/>
-        </w:rPr>
-        <w:t xml:space="preserve">bsence from home. While commercial food delivery apps provide convenience, they often neglect the need for </w:t>
-      </w:r>
-      <w:r>
-        <w:rPr>
-          <w:rFonts w:ascii="Times New Roman" w:eastAsia="inter" w:hAnsi="Times New Roman" w:cs="Times New Roman"/>
-          <w:color w:val="000000"/>
-          <w:sz w:val="24"/>
-          <w:szCs w:val="24"/>
-        </w:rPr>
-        <w:t>healthy</w:t>
-      </w:r>
-      <w:r>
-        <w:rPr>
-          <w:rFonts w:ascii="Times New Roman" w:eastAsia="inter" w:hAnsi="Times New Roman" w:cs="Times New Roman"/>
-          <w:color w:val="000000"/>
-          <w:sz w:val="24"/>
-          <w:szCs w:val="24"/>
-        </w:rPr>
-        <w:t xml:space="preserve">, </w:t>
-      </w:r>
-      <w:r>
-        <w:rPr>
-          <w:rFonts w:ascii="Times New Roman" w:eastAsia="inter" w:hAnsi="Times New Roman" w:cs="Times New Roman"/>
-          <w:color w:val="000000"/>
-          <w:sz w:val="24"/>
-          <w:szCs w:val="24"/>
-        </w:rPr>
-        <w:t>personalized</w:t>
-      </w:r>
-      <w:r>
-        <w:rPr>
-          <w:rFonts w:ascii="Times New Roman" w:eastAsia="inter" w:hAnsi="Times New Roman" w:cs="Times New Roman"/>
-          <w:color w:val="000000"/>
-          <w:sz w:val="24"/>
-          <w:szCs w:val="24"/>
-        </w:rPr>
-        <w:t xml:space="preserve">, and </w:t>
-      </w:r>
-      <w:r>
-        <w:rPr>
-          <w:rFonts w:ascii="Times New Roman" w:eastAsia="inter" w:hAnsi="Times New Roman" w:cs="Times New Roman"/>
-          <w:color w:val="000000"/>
-          <w:sz w:val="24"/>
-          <w:szCs w:val="24"/>
-        </w:rPr>
-        <w:t>home-style</w:t>
-      </w:r>
-      <w:r>
-        <w:rPr>
-          <w:rFonts w:ascii="Times New Roman" w:eastAsia="inter" w:hAnsi="Times New Roman" w:cs="Times New Roman"/>
-          <w:color w:val="000000"/>
-          <w:sz w:val="24"/>
-          <w:szCs w:val="24"/>
-        </w:rPr>
-        <w:t xml:space="preserve"> meals</w:t>
-      </w:r>
-      <w:r>
-        <w:rPr>
-          <w:rFonts w:ascii="Times New Roman" w:eastAsia="inter" w:hAnsi="Times New Roman" w:cs="Times New Roman"/>
-          <w:color w:val="000000"/>
-          <w:sz w:val="24"/>
-          <w:szCs w:val="24"/>
-        </w:rPr>
-        <w:t>. The growing awareness regarding nutrition, coupled with a surge in demand for hygienic and locally-prepa</w:t>
-      </w:r>
-      <w:r>
-        <w:rPr>
-          <w:rFonts w:ascii="Times New Roman" w:eastAsia="inter" w:hAnsi="Times New Roman" w:cs="Times New Roman"/>
-          <w:color w:val="000000"/>
-          <w:sz w:val="24"/>
-          <w:szCs w:val="24"/>
-        </w:rPr>
-        <w:t>red food, underscores the necessity of platforms that can bridge aspiring home chefs and potential consumers.</w:t>
+        <w:t xml:space="preserve">In contemporary urban settings, many individuals, including students, professionals, and elderly citizens, struggle to maintain a balanced diet due to time constraints, lack of culinary skills, or prolonged absence from home. While commercial food delivery apps provide convenience, they often neglect the need for </w:t>
+      </w:r>
+      <w:r>
+        <w:rPr>
+          <w:rFonts w:ascii="Times New Roman" w:eastAsia="inter" w:hAnsi="Times New Roman" w:cs="Times New Roman"/>
+          <w:color w:val="000000"/>
+          <w:sz w:val="24"/>
+          <w:szCs w:val="24"/>
+        </w:rPr>
+        <w:t>healthy, personalized, and home-style meals</w:t>
+      </w:r>
+      <w:r>
+        <w:rPr>
+          <w:rFonts w:ascii="Times New Roman" w:eastAsia="inter" w:hAnsi="Times New Roman" w:cs="Times New Roman"/>
+          <w:color w:val="000000"/>
+          <w:sz w:val="24"/>
+          <w:szCs w:val="24"/>
+        </w:rPr>
+        <w:t>. The growing awareness regarding nutrition, coupled with a surge in demand for hygienic and locally-prepared food, underscores the necessity of platforms that can bridge aspiring home chefs and potential consumers.</w:t>
       </w:r>
     </w:p>
     <w:p>
@@ -352,16 +249,7 @@
           <w:sz w:val="24"/>
           <w:szCs w:val="24"/>
         </w:rPr>
-        <w:t>Despite the proliferation of food delivery giants, home-based culinary talent remains largely untapped. Key challenges inclu</w:t>
-      </w:r>
-      <w:r>
-        <w:rPr>
-          <w:rFonts w:ascii="Times New Roman" w:eastAsia="inter" w:hAnsi="Times New Roman" w:cs="Times New Roman"/>
-          <w:color w:val="000000"/>
-          <w:sz w:val="24"/>
-          <w:szCs w:val="24"/>
-        </w:rPr>
-        <w:t>de:</w:t>
+        <w:t>Despite the proliferation of food delivery giants, home-based culinary talent remains largely untapped. Key challenges include:</w:t>
       </w:r>
     </w:p>
     <w:p>
@@ -511,36 +399,7 @@
           <w:sz w:val="24"/>
           <w:szCs w:val="24"/>
         </w:rPr>
-        <w:t xml:space="preserve">The primary objectives of </w:t>
-      </w:r>
-      <w:proofErr w:type="spellStart"/>
-      <w:r>
-        <w:rPr>
-          <w:rFonts w:ascii="Times New Roman" w:eastAsia="inter" w:hAnsi="Times New Roman" w:cs="Times New Roman"/>
-          <w:color w:val="000000"/>
-          <w:sz w:val="24"/>
-          <w:szCs w:val="24"/>
-        </w:rPr>
-        <w:t>H</w:t>
-      </w:r>
-      <w:r>
-        <w:rPr>
-          <w:rFonts w:ascii="Times New Roman" w:eastAsia="inter" w:hAnsi="Times New Roman" w:cs="Times New Roman"/>
-          <w:color w:val="000000"/>
-          <w:sz w:val="24"/>
-          <w:szCs w:val="24"/>
-        </w:rPr>
-        <w:t>omeChef</w:t>
-      </w:r>
-      <w:proofErr w:type="spellEnd"/>
-      <w:r>
-        <w:rPr>
-          <w:rFonts w:ascii="Times New Roman" w:eastAsia="inter" w:hAnsi="Times New Roman" w:cs="Times New Roman"/>
-          <w:color w:val="000000"/>
-          <w:sz w:val="24"/>
-          <w:szCs w:val="24"/>
-        </w:rPr>
-        <w:t xml:space="preserve"> are:</w:t>
+        <w:t>The primary objectives of HomeChef are:</w:t>
       </w:r>
     </w:p>
     <w:p>
@@ -644,16 +503,7 @@
           <w:sz w:val="24"/>
           <w:szCs w:val="24"/>
         </w:rPr>
-        <w:t>To contribute</w:t>
-      </w:r>
-      <w:r>
-        <w:rPr>
-          <w:rFonts w:ascii="Times New Roman" w:eastAsia="inter" w:hAnsi="Times New Roman" w:cs="Times New Roman"/>
-          <w:color w:val="000000"/>
-          <w:sz w:val="24"/>
-          <w:szCs w:val="24"/>
-        </w:rPr>
-        <w:t xml:space="preserve"> to economic inclusion and community health.</w:t>
+        <w:t>To contribute to economic inclusion and community health.</w:t>
       </w:r>
     </w:p>
     <w:p>
@@ -689,34 +539,14 @@
           <w:szCs w:val="24"/>
         </w:rPr>
       </w:pPr>
-      <w:proofErr w:type="spellStart"/>
-      <w:r>
-        <w:rPr>
-          <w:rFonts w:ascii="Times New Roman" w:eastAsia="inter" w:hAnsi="Times New Roman" w:cs="Times New Roman"/>
-          <w:color w:val="000000"/>
-          <w:sz w:val="24"/>
-          <w:szCs w:val="24"/>
-        </w:rPr>
-        <w:t>HomeChef</w:t>
-      </w:r>
-      <w:proofErr w:type="spellEnd"/>
-      <w:r>
-        <w:rPr>
-          <w:rFonts w:ascii="Times New Roman" w:eastAsia="inter" w:hAnsi="Times New Roman" w:cs="Times New Roman"/>
-          <w:color w:val="000000"/>
-          <w:sz w:val="24"/>
-          <w:szCs w:val="24"/>
-        </w:rPr>
-        <w:t xml:space="preserve"> is envisaged as a scalable web-based platform catering to both individual and group meal requirements, inclusive of daily meals, event catering, and specialty dietary services. </w:t>
-      </w:r>
-      <w:r>
-        <w:rPr>
-          <w:rFonts w:ascii="Times New Roman" w:eastAsia="inter" w:hAnsi="Times New Roman" w:cs="Times New Roman"/>
-          <w:color w:val="000000"/>
-          <w:sz w:val="24"/>
-          <w:szCs w:val="24"/>
-        </w:rPr>
-        <w:t>The system supports admin management, chef onboarding, service discovery, booking, payment, and community-driven feedback.</w:t>
+      <w:r>
+        <w:rPr>
+          <w:rFonts w:ascii="Times New Roman" w:eastAsia="inter" w:hAnsi="Times New Roman" w:cs="Times New Roman"/>
+          <w:color w:val="000000"/>
+          <w:sz w:val="24"/>
+          <w:szCs w:val="24"/>
+        </w:rPr>
+        <w:t>HomeChef is envisaged as a scalable web-based platform catering to both individual and group meal requirements, inclusive of daily meals, event catering, and specialty dietary services. The system supports admin management, chef onboarding, service discovery, booking, payment, and community-driven feedback.</w:t>
       </w:r>
     </w:p>
     <w:p>
@@ -795,27 +625,7 @@
           <w:sz w:val="24"/>
           <w:szCs w:val="24"/>
         </w:rPr>
-        <w:t xml:space="preserve">The </w:t>
-      </w:r>
-      <w:proofErr w:type="spellStart"/>
-      <w:r>
-        <w:rPr>
-          <w:rFonts w:ascii="Times New Roman" w:eastAsia="inter" w:hAnsi="Times New Roman" w:cs="Times New Roman"/>
-          <w:color w:val="000000"/>
-          <w:sz w:val="24"/>
-          <w:szCs w:val="24"/>
-        </w:rPr>
-        <w:t>HomeChef</w:t>
-      </w:r>
-      <w:proofErr w:type="spellEnd"/>
-      <w:r>
-        <w:rPr>
-          <w:rFonts w:ascii="Times New Roman" w:eastAsia="inter" w:hAnsi="Times New Roman" w:cs="Times New Roman"/>
-          <w:color w:val="000000"/>
-          <w:sz w:val="24"/>
-          <w:szCs w:val="24"/>
-        </w:rPr>
-        <w:t xml:space="preserve"> platform comprises:</w:t>
+        <w:t>The HomeChef platform comprises:</w:t>
       </w:r>
     </w:p>
     <w:p>
@@ -959,16 +769,7 @@
           <w:sz w:val="24"/>
           <w:szCs w:val="24"/>
         </w:rPr>
-        <w:t xml:space="preserve"> Integration with pa</w:t>
-      </w:r>
-      <w:r>
-        <w:rPr>
-          <w:rFonts w:ascii="Times New Roman" w:eastAsia="inter" w:hAnsi="Times New Roman" w:cs="Times New Roman"/>
-          <w:color w:val="000000"/>
-          <w:sz w:val="24"/>
-          <w:szCs w:val="24"/>
-        </w:rPr>
-        <w:t>yment gateways, mapping APIs, and communication modules.</w:t>
+        <w:t xml:space="preserve"> Integration with payment gateways, mapping APIs, and communication modules.</w:t>
       </w:r>
     </w:p>
     <w:p>
@@ -1212,16 +1013,7 @@
                 <w:sz w:val="24"/>
                 <w:szCs w:val="24"/>
               </w:rPr>
-              <w:t>Profile creation, availability updates, menu</w:t>
-            </w:r>
-            <w:r>
-              <w:rPr>
-                <w:rFonts w:ascii="Times New Roman" w:eastAsia="inter" w:hAnsi="Times New Roman" w:cs="Times New Roman"/>
-                <w:color w:val="000000"/>
-                <w:sz w:val="24"/>
-                <w:szCs w:val="24"/>
-              </w:rPr>
-              <w:t>/order management, response to reviews</w:t>
+              <w:t>Profile creation, availability updates, menu/order management, response to reviews</w:t>
             </w:r>
           </w:p>
         </w:tc>
@@ -1332,12 +1124,13 @@
     </w:p>
     <w:p>
       <w:pPr>
+        <w:pStyle w:val="ListParagraph"/>
         <w:numPr>
           <w:ilvl w:val="0"/>
-          <w:numId w:val="4"/>
+          <w:numId w:val="35"/>
         </w:numPr>
         <w:spacing w:before="105" w:after="105" w:line="360" w:lineRule="auto"/>
-        <w:ind w:left="720" w:right="862"/>
+        <w:ind w:right="862"/>
         <w:jc w:val="both"/>
         <w:rPr>
           <w:rFonts w:ascii="Times New Roman" w:hAnsi="Times New Roman" w:cs="Times New Roman"/>
@@ -1367,12 +1160,13 @@
     </w:p>
     <w:p>
       <w:pPr>
+        <w:pStyle w:val="ListParagraph"/>
         <w:numPr>
           <w:ilvl w:val="0"/>
-          <w:numId w:val="4"/>
+          <w:numId w:val="35"/>
         </w:numPr>
         <w:spacing w:before="105" w:after="105" w:line="360" w:lineRule="auto"/>
-        <w:ind w:left="720" w:right="862"/>
+        <w:ind w:right="862"/>
         <w:jc w:val="both"/>
         <w:rPr>
           <w:rFonts w:ascii="Times New Roman" w:hAnsi="Times New Roman" w:cs="Times New Roman"/>
@@ -1397,57 +1191,18 @@
           <w:sz w:val="24"/>
           <w:szCs w:val="24"/>
         </w:rPr>
-        <w:t xml:space="preserve"> PHP 8+ with </w:t>
-      </w:r>
-      <w:proofErr w:type="spellStart"/>
-      <w:r>
-        <w:rPr>
-          <w:rFonts w:ascii="Times New Roman" w:eastAsia="inter" w:hAnsi="Times New Roman" w:cs="Times New Roman"/>
-          <w:color w:val="000000"/>
-          <w:sz w:val="24"/>
-          <w:szCs w:val="24"/>
-        </w:rPr>
-        <w:t>Laravel</w:t>
-      </w:r>
-      <w:proofErr w:type="spellEnd"/>
-      <w:r>
-        <w:rPr>
-          <w:rFonts w:ascii="Times New Roman" w:eastAsia="inter" w:hAnsi="Times New Roman" w:cs="Times New Roman"/>
-          <w:color w:val="000000"/>
-          <w:sz w:val="24"/>
-          <w:szCs w:val="24"/>
-        </w:rPr>
-        <w:t xml:space="preserve">, </w:t>
-      </w:r>
-      <w:proofErr w:type="spellStart"/>
-      <w:r>
-        <w:rPr>
-          <w:rFonts w:ascii="Times New Roman" w:eastAsia="inter" w:hAnsi="Times New Roman" w:cs="Times New Roman"/>
-          <w:color w:val="000000"/>
-          <w:sz w:val="24"/>
-          <w:szCs w:val="24"/>
-        </w:rPr>
-        <w:t>NodeJS</w:t>
-      </w:r>
-      <w:proofErr w:type="spellEnd"/>
-      <w:r>
-        <w:rPr>
-          <w:rFonts w:ascii="Times New Roman" w:eastAsia="inter" w:hAnsi="Times New Roman" w:cs="Times New Roman"/>
-          <w:color w:val="000000"/>
-          <w:sz w:val="24"/>
-          <w:szCs w:val="24"/>
-        </w:rPr>
-        <w:t xml:space="preserve"> (for real-time notifications), RESTful API layer.</w:t>
-      </w:r>
-    </w:p>
-    <w:p>
-      <w:pPr>
+        <w:t xml:space="preserve"> PHP 8+ with Laravel, NodeJS (for real-time notifications), RESTful API layer.</w:t>
+      </w:r>
+    </w:p>
+    <w:p>
+      <w:pPr>
+        <w:pStyle w:val="ListParagraph"/>
         <w:numPr>
           <w:ilvl w:val="0"/>
-          <w:numId w:val="4"/>
+          <w:numId w:val="35"/>
         </w:numPr>
         <w:spacing w:before="105" w:after="105" w:line="360" w:lineRule="auto"/>
-        <w:ind w:left="720" w:right="862"/>
+        <w:ind w:right="862"/>
         <w:jc w:val="both"/>
         <w:rPr>
           <w:rFonts w:ascii="Times New Roman" w:hAnsi="Times New Roman" w:cs="Times New Roman"/>
@@ -1472,37 +1227,18 @@
           <w:sz w:val="24"/>
           <w:szCs w:val="24"/>
         </w:rPr>
-        <w:t xml:space="preserve"> MySQL 5.7+ for structured data; </w:t>
-      </w:r>
-      <w:proofErr w:type="spellStart"/>
-      <w:r>
-        <w:rPr>
-          <w:rFonts w:ascii="Times New Roman" w:eastAsia="inter" w:hAnsi="Times New Roman" w:cs="Times New Roman"/>
-          <w:color w:val="000000"/>
-          <w:sz w:val="24"/>
-          <w:szCs w:val="24"/>
-        </w:rPr>
-        <w:t>Redis</w:t>
-      </w:r>
-      <w:proofErr w:type="spellEnd"/>
-      <w:r>
-        <w:rPr>
-          <w:rFonts w:ascii="Times New Roman" w:eastAsia="inter" w:hAnsi="Times New Roman" w:cs="Times New Roman"/>
-          <w:color w:val="000000"/>
-          <w:sz w:val="24"/>
-          <w:szCs w:val="24"/>
-        </w:rPr>
-        <w:t xml:space="preserve"> for session management.</w:t>
-      </w:r>
-    </w:p>
-    <w:p>
-      <w:pPr>
+        <w:t xml:space="preserve"> MySQL 5.7+ for structured data; Redis for session management.</w:t>
+      </w:r>
+    </w:p>
+    <w:p>
+      <w:pPr>
+        <w:pStyle w:val="ListParagraph"/>
         <w:numPr>
           <w:ilvl w:val="0"/>
-          <w:numId w:val="4"/>
+          <w:numId w:val="35"/>
         </w:numPr>
         <w:spacing w:before="105" w:after="105" w:line="360" w:lineRule="auto"/>
-        <w:ind w:left="720" w:right="862"/>
+        <w:ind w:right="862"/>
         <w:jc w:val="both"/>
         <w:rPr>
           <w:rFonts w:ascii="Times New Roman" w:hAnsi="Times New Roman" w:cs="Times New Roman"/>
@@ -1532,12 +1268,13 @@
     </w:p>
     <w:p>
       <w:pPr>
+        <w:pStyle w:val="ListParagraph"/>
         <w:numPr>
           <w:ilvl w:val="0"/>
-          <w:numId w:val="4"/>
+          <w:numId w:val="35"/>
         </w:numPr>
         <w:spacing w:before="105" w:after="105" w:line="360" w:lineRule="auto"/>
-        <w:ind w:left="720" w:right="862"/>
+        <w:ind w:right="862"/>
         <w:jc w:val="both"/>
         <w:rPr>
           <w:rFonts w:ascii="Times New Roman" w:hAnsi="Times New Roman" w:cs="Times New Roman"/>
@@ -1562,36 +1299,7 @@
           <w:sz w:val="24"/>
           <w:szCs w:val="24"/>
         </w:rPr>
-        <w:t xml:space="preserve"> Google Maps API for</w:t>
-      </w:r>
-      <w:r>
-        <w:rPr>
-          <w:rFonts w:ascii="Times New Roman" w:eastAsia="inter" w:hAnsi="Times New Roman" w:cs="Times New Roman"/>
-          <w:color w:val="000000"/>
-          <w:sz w:val="24"/>
-          <w:szCs w:val="24"/>
-        </w:rPr>
-        <w:t xml:space="preserve"> chef search and location filtering; Stripe/</w:t>
-      </w:r>
-      <w:proofErr w:type="spellStart"/>
-      <w:r>
-        <w:rPr>
-          <w:rFonts w:ascii="Times New Roman" w:eastAsia="inter" w:hAnsi="Times New Roman" w:cs="Times New Roman"/>
-          <w:color w:val="000000"/>
-          <w:sz w:val="24"/>
-          <w:szCs w:val="24"/>
-        </w:rPr>
-        <w:t>PayTM</w:t>
-      </w:r>
-      <w:proofErr w:type="spellEnd"/>
-      <w:r>
-        <w:rPr>
-          <w:rFonts w:ascii="Times New Roman" w:eastAsia="inter" w:hAnsi="Times New Roman" w:cs="Times New Roman"/>
-          <w:color w:val="000000"/>
-          <w:sz w:val="24"/>
-          <w:szCs w:val="24"/>
-        </w:rPr>
-        <w:t>/UPI for payments; SMTP/Push for notifications.</w:t>
+        <w:t xml:space="preserve"> Google Maps API for chef search and location filtering; Stripe/PayTM/UPI for payments; SMTP/Push for notifications.</w:t>
       </w:r>
     </w:p>
     <w:p>
@@ -1630,12 +1338,13 @@
     </w:p>
     <w:p>
       <w:pPr>
+        <w:pStyle w:val="ListParagraph"/>
         <w:numPr>
           <w:ilvl w:val="0"/>
-          <w:numId w:val="5"/>
+          <w:numId w:val="36"/>
         </w:numPr>
         <w:spacing w:before="105" w:after="105" w:line="360" w:lineRule="auto"/>
-        <w:ind w:left="720" w:right="862"/>
+        <w:ind w:right="862"/>
         <w:jc w:val="both"/>
         <w:rPr>
           <w:rFonts w:ascii="Times New Roman" w:hAnsi="Times New Roman" w:cs="Times New Roman"/>
@@ -1655,12 +1364,13 @@
     </w:p>
     <w:p>
       <w:pPr>
+        <w:pStyle w:val="ListParagraph"/>
         <w:numPr>
           <w:ilvl w:val="0"/>
-          <w:numId w:val="5"/>
+          <w:numId w:val="36"/>
         </w:numPr>
         <w:spacing w:before="105" w:after="105" w:line="360" w:lineRule="auto"/>
-        <w:ind w:left="720" w:right="862"/>
+        <w:ind w:right="862"/>
         <w:jc w:val="both"/>
         <w:rPr>
           <w:rFonts w:ascii="Times New Roman" w:hAnsi="Times New Roman" w:cs="Times New Roman"/>
@@ -1680,12 +1390,13 @@
     </w:p>
     <w:p>
       <w:pPr>
+        <w:pStyle w:val="ListParagraph"/>
         <w:numPr>
           <w:ilvl w:val="0"/>
-          <w:numId w:val="5"/>
+          <w:numId w:val="36"/>
         </w:numPr>
         <w:spacing w:before="105" w:after="105" w:line="360" w:lineRule="auto"/>
-        <w:ind w:left="720" w:right="862"/>
+        <w:ind w:right="862"/>
         <w:jc w:val="both"/>
         <w:rPr>
           <w:rFonts w:ascii="Times New Roman" w:hAnsi="Times New Roman" w:cs="Times New Roman"/>
@@ -1705,12 +1416,13 @@
     </w:p>
     <w:p>
       <w:pPr>
+        <w:pStyle w:val="ListParagraph"/>
         <w:numPr>
           <w:ilvl w:val="0"/>
-          <w:numId w:val="5"/>
+          <w:numId w:val="36"/>
         </w:numPr>
         <w:spacing w:before="105" w:after="105" w:line="360" w:lineRule="auto"/>
-        <w:ind w:left="720" w:right="862"/>
+        <w:ind w:right="862"/>
         <w:jc w:val="both"/>
         <w:rPr>
           <w:rFonts w:ascii="Times New Roman" w:hAnsi="Times New Roman" w:cs="Times New Roman"/>
@@ -1791,11 +1503,9 @@
       <w:pPr>
         <w:ind w:left="720" w:right="862"/>
         <w:rPr>
-          <w:rFonts w:ascii="Times New Roman" w:eastAsia="inter" w:hAnsi="Times New Roman" w:cs="Times New Roman"/>
-          <w:b/>
-          <w:color w:val="000000"/>
-          <w:sz w:val="24"/>
-          <w:szCs w:val="24"/>
+          <w:b/>
+          <w:bCs/>
+          <w:spacing w:val="-4"/>
         </w:rPr>
       </w:pPr>
       <w:r>
@@ -1839,6 +1549,32 @@
         </w:rPr>
         <w:t xml:space="preserve"> MODEL</w:t>
       </w:r>
+    </w:p>
+    <w:p>
+      <w:pPr>
+        <w:ind w:left="720" w:right="862"/>
+        <w:rPr>
+          <w:rFonts w:ascii="Times New Roman" w:eastAsia="inter" w:hAnsi="Times New Roman" w:cs="Times New Roman"/>
+          <w:b/>
+          <w:color w:val="000000"/>
+          <w:sz w:val="24"/>
+          <w:szCs w:val="24"/>
+        </w:rPr>
+      </w:pPr>
+    </w:p>
+    <w:p>
+      <w:pPr>
+        <w:ind w:left="720" w:right="862"/>
+        <w:rPr>
+          <w:rFonts w:ascii="Times New Roman" w:eastAsia="inter" w:hAnsi="Times New Roman" w:cs="Times New Roman"/>
+          <w:b/>
+          <w:color w:val="000000"/>
+          <w:sz w:val="24"/>
+          <w:szCs w:val="24"/>
+        </w:rPr>
+      </w:pPr>
+      <w:bookmarkStart w:id="0" w:name="_GoBack"/>
+      <w:bookmarkEnd w:id="0"/>
     </w:p>
     <w:p>
       <w:pPr>
@@ -1922,24 +1658,38 @@
         <w:ind w:left="720" w:right="862"/>
         <w:rPr>
           <w:rFonts w:ascii="Times New Roman" w:hAnsi="Times New Roman" w:cs="Times New Roman"/>
-        </w:rPr>
-      </w:pPr>
-      <w:r>
-        <w:rPr>
-          <w:rFonts w:ascii="Times New Roman" w:hAnsi="Times New Roman" w:cs="Times New Roman"/>
-        </w:rPr>
-        <w:t xml:space="preserve">                                                      Figure</w:t>
+          <w:sz w:val="24"/>
+          <w:szCs w:val="24"/>
+        </w:rPr>
+      </w:pPr>
+      <w:r>
+        <w:rPr>
+          <w:rFonts w:ascii="Times New Roman" w:hAnsi="Times New Roman" w:cs="Times New Roman"/>
+        </w:rPr>
+        <w:t xml:space="preserve">                                                      </w:t>
+      </w:r>
+      <w:r>
+        <w:rPr>
+          <w:rFonts w:ascii="Times New Roman" w:hAnsi="Times New Roman" w:cs="Times New Roman"/>
+          <w:sz w:val="24"/>
+          <w:szCs w:val="24"/>
+        </w:rPr>
+        <w:t>Figure</w:t>
       </w:r>
       <w:r>
         <w:rPr>
           <w:rFonts w:ascii="Times New Roman" w:hAnsi="Times New Roman" w:cs="Times New Roman"/>
           <w:spacing w:val="-3"/>
+          <w:sz w:val="24"/>
+          <w:szCs w:val="24"/>
         </w:rPr>
         <w:t xml:space="preserve"> </w:t>
       </w:r>
       <w:r>
         <w:rPr>
           <w:rFonts w:ascii="Times New Roman" w:hAnsi="Times New Roman" w:cs="Times New Roman"/>
+          <w:sz w:val="24"/>
+          <w:szCs w:val="24"/>
         </w:rPr>
         <w:t>2.5</w:t>
       </w:r>
@@ -1947,12 +1697,16 @@
         <w:rPr>
           <w:rFonts w:ascii="Times New Roman" w:hAnsi="Times New Roman" w:cs="Times New Roman"/>
           <w:spacing w:val="-1"/>
+          <w:sz w:val="24"/>
+          <w:szCs w:val="24"/>
         </w:rPr>
         <w:t xml:space="preserve"> </w:t>
       </w:r>
       <w:r>
         <w:rPr>
           <w:rFonts w:ascii="Times New Roman" w:hAnsi="Times New Roman" w:cs="Times New Roman"/>
+          <w:sz w:val="24"/>
+          <w:szCs w:val="24"/>
         </w:rPr>
         <w:t>(use</w:t>
       </w:r>
@@ -1960,12 +1714,16 @@
         <w:rPr>
           <w:rFonts w:ascii="Times New Roman" w:hAnsi="Times New Roman" w:cs="Times New Roman"/>
           <w:spacing w:val="-2"/>
+          <w:sz w:val="24"/>
+          <w:szCs w:val="24"/>
         </w:rPr>
         <w:t xml:space="preserve"> </w:t>
       </w:r>
       <w:r>
         <w:rPr>
           <w:rFonts w:ascii="Times New Roman" w:hAnsi="Times New Roman" w:cs="Times New Roman"/>
+          <w:sz w:val="24"/>
+          <w:szCs w:val="24"/>
         </w:rPr>
         <w:t>case</w:t>
       </w:r>
@@ -1973,6 +1731,8 @@
         <w:rPr>
           <w:rFonts w:ascii="Times New Roman" w:hAnsi="Times New Roman" w:cs="Times New Roman"/>
           <w:spacing w:val="-1"/>
+          <w:sz w:val="24"/>
+          <w:szCs w:val="24"/>
         </w:rPr>
         <w:t xml:space="preserve"> </w:t>
       </w:r>
@@ -1980,6 +1740,8 @@
         <w:rPr>
           <w:rFonts w:ascii="Times New Roman" w:hAnsi="Times New Roman" w:cs="Times New Roman"/>
           <w:spacing w:val="-2"/>
+          <w:sz w:val="24"/>
+          <w:szCs w:val="24"/>
         </w:rPr>
         <w:t>model)</w:t>
       </w:r>
@@ -2106,15 +1868,7 @@
           <w:sz w:val="24"/>
           <w:szCs w:val="24"/>
         </w:rPr>
-        <w:t xml:space="preserve"> </w:t>
-      </w:r>
-      <w:r>
-        <w:rPr>
-          <w:b/>
-          <w:sz w:val="24"/>
-          <w:szCs w:val="24"/>
-        </w:rPr>
-        <w:t>ACTIVITY</w:t>
+        <w:t xml:space="preserve"> ACTIVITY</w:t>
       </w:r>
       <w:r>
         <w:rPr>
@@ -2144,30 +1898,60 @@
         <w:ind w:left="720" w:right="862"/>
         <w:jc w:val="center"/>
         <w:rPr>
+          <w:rFonts w:ascii="Times New Roman" w:hAnsi="Times New Roman" w:cs="Times New Roman"/>
           <w:spacing w:val="-2"/>
-        </w:rPr>
-      </w:pPr>
-      <w:r>
+          <w:sz w:val="24"/>
+          <w:szCs w:val="24"/>
+        </w:rPr>
+      </w:pPr>
+      <w:r>
+        <w:rPr>
+          <w:rFonts w:ascii="Times New Roman" w:hAnsi="Times New Roman" w:cs="Times New Roman"/>
+          <w:sz w:val="24"/>
+          <w:szCs w:val="24"/>
+        </w:rPr>
         <w:t>Figure</w:t>
       </w:r>
       <w:r>
         <w:rPr>
+          <w:rFonts w:ascii="Times New Roman" w:hAnsi="Times New Roman" w:cs="Times New Roman"/>
           <w:spacing w:val="-4"/>
+          <w:sz w:val="24"/>
+          <w:szCs w:val="24"/>
         </w:rPr>
         <w:t xml:space="preserve"> </w:t>
       </w:r>
       <w:r>
-        <w:t>3.3 (Activity</w:t>
-      </w:r>
-      <w:r>
-        <w:rPr>
+        <w:rPr>
+          <w:rFonts w:ascii="Times New Roman" w:hAnsi="Times New Roman" w:cs="Times New Roman"/>
+          <w:sz w:val="24"/>
+          <w:szCs w:val="24"/>
+        </w:rPr>
+        <w:t>2.6</w:t>
+      </w:r>
+      <w:r>
+        <w:rPr>
+          <w:rFonts w:ascii="Times New Roman" w:hAnsi="Times New Roman" w:cs="Times New Roman"/>
+          <w:sz w:val="24"/>
+          <w:szCs w:val="24"/>
+        </w:rPr>
+        <w:t xml:space="preserve"> (Activity</w:t>
+      </w:r>
+      <w:r>
+        <w:rPr>
+          <w:rFonts w:ascii="Times New Roman" w:hAnsi="Times New Roman" w:cs="Times New Roman"/>
           <w:spacing w:val="-14"/>
+          <w:sz w:val="24"/>
+          <w:szCs w:val="24"/>
         </w:rPr>
         <w:t xml:space="preserve"> </w:t>
       </w:r>
       <w:r>
         <w:rPr>
+          <w:rFonts w:ascii="Times New Roman" w:hAnsi="Times New Roman" w:cs="Times New Roman"/>
           <w:spacing w:val="-2"/>
+          <w:sz w:val="24"/>
+          <w:szCs w:val="24"/>
         </w:rPr>
         <w:t>diagram)</w:t>
       </w:r>
@@ -2206,29 +1990,7 @@
           <w:szCs w:val="28"/>
         </w:rPr>
         <w:lastRenderedPageBreak/>
-        <w:t xml:space="preserve">3. </w:t>
-      </w:r>
-      <w:proofErr w:type="spellStart"/>
-      <w:r>
-        <w:rPr>
-          <w:rFonts w:ascii="Times New Roman" w:eastAsia="inter" w:hAnsi="Times New Roman" w:cs="Times New Roman"/>
-          <w:b/>
-          <w:color w:val="000000"/>
-          <w:sz w:val="28"/>
-          <w:szCs w:val="28"/>
-        </w:rPr>
-        <w:t>HomeChef</w:t>
-      </w:r>
-      <w:proofErr w:type="spellEnd"/>
-      <w:r>
-        <w:rPr>
-          <w:rFonts w:ascii="Times New Roman" w:eastAsia="inter" w:hAnsi="Times New Roman" w:cs="Times New Roman"/>
-          <w:b/>
-          <w:color w:val="000000"/>
-          <w:sz w:val="28"/>
-          <w:szCs w:val="28"/>
-        </w:rPr>
-        <w:t xml:space="preserve"> Platform Specification</w:t>
+        <w:t>3. HomeChef Platform Specification</w:t>
       </w:r>
     </w:p>
     <w:p>
@@ -2255,11 +2017,167 @@
     </w:p>
     <w:p>
       <w:pPr>
+        <w:pStyle w:val="ListParagraph"/>
         <w:numPr>
           <w:ilvl w:val="0"/>
-          <w:numId w:val="6"/>
+          <w:numId w:val="38"/>
         </w:numPr>
         <w:spacing w:before="105" w:after="105" w:line="360" w:lineRule="auto"/>
+        <w:ind w:right="862"/>
+        <w:jc w:val="both"/>
+        <w:rPr>
+          <w:rFonts w:ascii="Times New Roman" w:hAnsi="Times New Roman" w:cs="Times New Roman"/>
+          <w:sz w:val="24"/>
+          <w:szCs w:val="24"/>
+        </w:rPr>
+      </w:pPr>
+      <w:r>
+        <w:rPr>
+          <w:rFonts w:ascii="Times New Roman" w:eastAsia="inter" w:hAnsi="Times New Roman" w:cs="Times New Roman"/>
+          <w:b/>
+          <w:color w:val="000000"/>
+          <w:sz w:val="24"/>
+          <w:szCs w:val="24"/>
+        </w:rPr>
+        <w:t>User Onboarding:</w:t>
+      </w:r>
+      <w:r>
+        <w:rPr>
+          <w:rFonts w:ascii="Times New Roman" w:eastAsia="inter" w:hAnsi="Times New Roman" w:cs="Times New Roman"/>
+          <w:color w:val="000000"/>
+          <w:sz w:val="24"/>
+          <w:szCs w:val="24"/>
+        </w:rPr>
+        <w:t xml:space="preserve"> Distinct workflows for chefs and customers. Email verification, phone </w:t>
+      </w:r>
+    </w:p>
+    <w:p>
+      <w:pPr>
+        <w:pStyle w:val="ListParagraph"/>
+        <w:numPr>
+          <w:ilvl w:val="0"/>
+          <w:numId w:val="38"/>
+        </w:numPr>
+        <w:spacing w:before="105" w:after="105" w:line="360" w:lineRule="auto"/>
+        <w:ind w:right="862"/>
+        <w:jc w:val="both"/>
+        <w:rPr>
+          <w:rFonts w:ascii="Times New Roman" w:hAnsi="Times New Roman" w:cs="Times New Roman"/>
+          <w:sz w:val="24"/>
+          <w:szCs w:val="24"/>
+        </w:rPr>
+      </w:pPr>
+      <w:r>
+        <w:rPr>
+          <w:rFonts w:ascii="Times New Roman" w:eastAsia="inter" w:hAnsi="Times New Roman" w:cs="Times New Roman"/>
+          <w:color w:val="000000"/>
+          <w:sz w:val="24"/>
+          <w:szCs w:val="24"/>
+        </w:rPr>
+        <w:t>OTP for security.</w:t>
+      </w:r>
+    </w:p>
+    <w:p>
+      <w:pPr>
+        <w:pStyle w:val="ListParagraph"/>
+        <w:numPr>
+          <w:ilvl w:val="0"/>
+          <w:numId w:val="38"/>
+        </w:numPr>
+        <w:spacing w:before="105" w:after="105" w:line="360" w:lineRule="auto"/>
+        <w:ind w:right="862"/>
+        <w:jc w:val="both"/>
+        <w:rPr>
+          <w:rFonts w:ascii="Times New Roman" w:hAnsi="Times New Roman" w:cs="Times New Roman"/>
+          <w:sz w:val="24"/>
+          <w:szCs w:val="24"/>
+        </w:rPr>
+      </w:pPr>
+      <w:r>
+        <w:rPr>
+          <w:rFonts w:ascii="Times New Roman" w:eastAsia="inter" w:hAnsi="Times New Roman" w:cs="Times New Roman"/>
+          <w:b/>
+          <w:color w:val="000000"/>
+          <w:sz w:val="24"/>
+          <w:szCs w:val="24"/>
+        </w:rPr>
+        <w:t>Data Validation:</w:t>
+      </w:r>
+      <w:r>
+        <w:rPr>
+          <w:rFonts w:ascii="Times New Roman" w:eastAsia="inter" w:hAnsi="Times New Roman" w:cs="Times New Roman"/>
+          <w:color w:val="000000"/>
+          <w:sz w:val="24"/>
+          <w:szCs w:val="24"/>
+        </w:rPr>
+        <w:t xml:space="preserve"> Robust backend checks for data consistency and format adherence.</w:t>
+      </w:r>
+    </w:p>
+    <w:p>
+      <w:pPr>
+        <w:pStyle w:val="ListParagraph"/>
+        <w:numPr>
+          <w:ilvl w:val="0"/>
+          <w:numId w:val="38"/>
+        </w:numPr>
+        <w:spacing w:before="105" w:after="105" w:line="360" w:lineRule="auto"/>
+        <w:ind w:right="862"/>
+        <w:jc w:val="both"/>
+        <w:rPr>
+          <w:rFonts w:ascii="Times New Roman" w:hAnsi="Times New Roman" w:cs="Times New Roman"/>
+          <w:sz w:val="24"/>
+          <w:szCs w:val="24"/>
+        </w:rPr>
+      </w:pPr>
+      <w:r>
+        <w:rPr>
+          <w:rFonts w:ascii="Times New Roman" w:eastAsia="inter" w:hAnsi="Times New Roman" w:cs="Times New Roman"/>
+          <w:b/>
+          <w:color w:val="000000"/>
+          <w:sz w:val="24"/>
+          <w:szCs w:val="24"/>
+        </w:rPr>
+        <w:t>Role-Based Access:</w:t>
+      </w:r>
+      <w:r>
+        <w:rPr>
+          <w:rFonts w:ascii="Times New Roman" w:eastAsia="inter" w:hAnsi="Times New Roman" w:cs="Times New Roman"/>
+          <w:color w:val="000000"/>
+          <w:sz w:val="24"/>
+          <w:szCs w:val="24"/>
+        </w:rPr>
+        <w:t xml:space="preserve"> Contextual dashboards; chefs see order management, customers see</w:t>
+      </w:r>
+    </w:p>
+    <w:p>
+      <w:pPr>
+        <w:pStyle w:val="ListParagraph"/>
+        <w:numPr>
+          <w:ilvl w:val="0"/>
+          <w:numId w:val="38"/>
+        </w:numPr>
+        <w:spacing w:before="105" w:after="105" w:line="360" w:lineRule="auto"/>
+        <w:ind w:right="862"/>
+        <w:jc w:val="both"/>
+        <w:rPr>
+          <w:rFonts w:ascii="Times New Roman" w:hAnsi="Times New Roman" w:cs="Times New Roman"/>
+          <w:sz w:val="24"/>
+          <w:szCs w:val="24"/>
+        </w:rPr>
+      </w:pPr>
+      <w:r>
+        <w:rPr>
+          <w:rFonts w:ascii="Times New Roman" w:eastAsia="inter" w:hAnsi="Times New Roman" w:cs="Times New Roman"/>
+          <w:color w:val="000000"/>
+          <w:sz w:val="24"/>
+          <w:szCs w:val="24"/>
+        </w:rPr>
+        <w:t>order history and feedback tools.</w:t>
+      </w:r>
+    </w:p>
+    <w:p>
+      <w:pPr>
+        <w:spacing w:before="315" w:after="105" w:line="360" w:lineRule="auto"/>
         <w:ind w:left="720" w:right="862"/>
         <w:jc w:val="both"/>
         <w:rPr>
@@ -2276,16 +2194,163 @@
           <w:sz w:val="24"/>
           <w:szCs w:val="24"/>
         </w:rPr>
-        <w:t>User Onboarding:</w:t>
-      </w:r>
-      <w:r>
-        <w:rPr>
-          <w:rFonts w:ascii="Times New Roman" w:eastAsia="inter" w:hAnsi="Times New Roman" w:cs="Times New Roman"/>
-          <w:color w:val="000000"/>
-          <w:sz w:val="24"/>
-          <w:szCs w:val="24"/>
-        </w:rPr>
-        <w:t xml:space="preserve"> Distinct workflows for chefs and customers. Email verification, phone </w:t>
+        <w:t>3.2 Chef Discovery and Selection</w:t>
+      </w:r>
+    </w:p>
+    <w:p>
+      <w:pPr>
+        <w:pStyle w:val="ListParagraph"/>
+        <w:numPr>
+          <w:ilvl w:val="0"/>
+          <w:numId w:val="39"/>
+        </w:numPr>
+        <w:spacing w:before="105" w:after="105" w:line="360" w:lineRule="auto"/>
+        <w:ind w:right="862"/>
+        <w:jc w:val="both"/>
+        <w:rPr>
+          <w:rFonts w:ascii="Times New Roman" w:hAnsi="Times New Roman" w:cs="Times New Roman"/>
+          <w:sz w:val="24"/>
+          <w:szCs w:val="24"/>
+        </w:rPr>
+      </w:pPr>
+      <w:r>
+        <w:rPr>
+          <w:rFonts w:ascii="Times New Roman" w:eastAsia="inter" w:hAnsi="Times New Roman" w:cs="Times New Roman"/>
+          <w:b/>
+          <w:color w:val="000000"/>
+          <w:sz w:val="24"/>
+          <w:szCs w:val="24"/>
+        </w:rPr>
+        <w:t>Location-Based Search:</w:t>
+      </w:r>
+      <w:r>
+        <w:rPr>
+          <w:rFonts w:ascii="Times New Roman" w:eastAsia="inter" w:hAnsi="Times New Roman" w:cs="Times New Roman"/>
+          <w:color w:val="000000"/>
+          <w:sz w:val="24"/>
+          <w:szCs w:val="24"/>
+        </w:rPr>
+        <w:t xml:space="preserve"> Users filter chefs by locality, cuisine, ratings, and dietary specialties.</w:t>
+      </w:r>
+    </w:p>
+    <w:p>
+      <w:pPr>
+        <w:pStyle w:val="ListParagraph"/>
+        <w:numPr>
+          <w:ilvl w:val="0"/>
+          <w:numId w:val="39"/>
+        </w:numPr>
+        <w:spacing w:before="105" w:after="105" w:line="360" w:lineRule="auto"/>
+        <w:ind w:right="862"/>
+        <w:jc w:val="both"/>
+        <w:rPr>
+          <w:rFonts w:ascii="Times New Roman" w:hAnsi="Times New Roman" w:cs="Times New Roman"/>
+          <w:sz w:val="24"/>
+          <w:szCs w:val="24"/>
+        </w:rPr>
+      </w:pPr>
+      <w:r>
+        <w:rPr>
+          <w:rFonts w:ascii="Times New Roman" w:eastAsia="inter" w:hAnsi="Times New Roman" w:cs="Times New Roman"/>
+          <w:b/>
+          <w:color w:val="000000"/>
+          <w:sz w:val="24"/>
+          <w:szCs w:val="24"/>
+        </w:rPr>
+        <w:t>Profile Presentation:</w:t>
+      </w:r>
+      <w:r>
+        <w:rPr>
+          <w:rFonts w:ascii="Times New Roman" w:eastAsia="inter" w:hAnsi="Times New Roman" w:cs="Times New Roman"/>
+          <w:color w:val="000000"/>
+          <w:sz w:val="24"/>
+          <w:szCs w:val="24"/>
+        </w:rPr>
+        <w:t xml:space="preserve"> Chef portfolios with bios, photos, menus, certifications, and real user </w:t>
+      </w:r>
+    </w:p>
+    <w:p>
+      <w:pPr>
+        <w:pStyle w:val="ListParagraph"/>
+        <w:numPr>
+          <w:ilvl w:val="0"/>
+          <w:numId w:val="39"/>
+        </w:numPr>
+        <w:spacing w:before="105" w:after="105" w:line="360" w:lineRule="auto"/>
+        <w:ind w:right="862"/>
+        <w:jc w:val="both"/>
+        <w:rPr>
+          <w:rFonts w:ascii="Times New Roman" w:hAnsi="Times New Roman" w:cs="Times New Roman"/>
+          <w:sz w:val="24"/>
+          <w:szCs w:val="24"/>
+        </w:rPr>
+      </w:pPr>
+      <w:r>
+        <w:rPr>
+          <w:rFonts w:ascii="Times New Roman" w:eastAsia="inter" w:hAnsi="Times New Roman" w:cs="Times New Roman"/>
+          <w:color w:val="000000"/>
+          <w:sz w:val="24"/>
+          <w:szCs w:val="24"/>
+        </w:rPr>
+        <w:t>ratings.</w:t>
+      </w:r>
+    </w:p>
+    <w:p>
+      <w:pPr>
+        <w:pStyle w:val="ListParagraph"/>
+        <w:numPr>
+          <w:ilvl w:val="0"/>
+          <w:numId w:val="39"/>
+        </w:numPr>
+        <w:spacing w:before="105" w:after="105" w:line="360" w:lineRule="auto"/>
+        <w:ind w:right="862"/>
+        <w:jc w:val="both"/>
+        <w:rPr>
+          <w:rFonts w:ascii="Times New Roman" w:hAnsi="Times New Roman" w:cs="Times New Roman"/>
+          <w:sz w:val="24"/>
+          <w:szCs w:val="24"/>
+        </w:rPr>
+      </w:pPr>
+      <w:r>
+        <w:rPr>
+          <w:rFonts w:ascii="Times New Roman" w:eastAsia="inter" w:hAnsi="Times New Roman" w:cs="Times New Roman"/>
+          <w:b/>
+          <w:color w:val="000000"/>
+          <w:sz w:val="24"/>
+          <w:szCs w:val="24"/>
+        </w:rPr>
+        <w:t>Availability Filtering:</w:t>
+      </w:r>
+      <w:r>
+        <w:rPr>
+          <w:rFonts w:ascii="Times New Roman" w:eastAsia="inter" w:hAnsi="Times New Roman" w:cs="Times New Roman"/>
+          <w:color w:val="000000"/>
+          <w:sz w:val="24"/>
+          <w:szCs w:val="24"/>
+        </w:rPr>
+        <w:t xml:space="preserve"> Booking calendar synced with chef’s schedule to eliminate conflicts.</w:t>
+      </w:r>
+    </w:p>
+    <w:p>
+      <w:pPr>
+        <w:spacing w:before="315" w:after="105" w:line="360" w:lineRule="auto"/>
+        <w:ind w:left="720" w:right="862"/>
+        <w:jc w:val="both"/>
+        <w:rPr>
+          <w:rFonts w:ascii="Times New Roman" w:hAnsi="Times New Roman" w:cs="Times New Roman"/>
+          <w:sz w:val="24"/>
+          <w:szCs w:val="24"/>
+        </w:rPr>
+      </w:pPr>
+      <w:r>
+        <w:rPr>
+          <w:rFonts w:ascii="Times New Roman" w:eastAsia="inter" w:hAnsi="Times New Roman" w:cs="Times New Roman"/>
+          <w:b/>
+          <w:color w:val="000000"/>
+          <w:sz w:val="24"/>
+          <w:szCs w:val="24"/>
+        </w:rPr>
+        <w:t>3.3 Service Booking Workflow</w:t>
       </w:r>
     </w:p>
     <w:p>
@@ -2302,623 +2367,304 @@
       <w:r>
         <w:rPr>
           <w:rFonts w:ascii="Times New Roman" w:eastAsia="inter" w:hAnsi="Times New Roman" w:cs="Times New Roman"/>
-          <w:color w:val="000000"/>
-          <w:sz w:val="24"/>
-          <w:szCs w:val="24"/>
-        </w:rPr>
-        <w:t>OTP for security.</w:t>
-      </w:r>
-    </w:p>
-    <w:p>
-      <w:pPr>
+          <w:b/>
+          <w:color w:val="000000"/>
+          <w:sz w:val="24"/>
+          <w:szCs w:val="24"/>
+        </w:rPr>
+        <w:t>Step 1:</w:t>
+      </w:r>
+      <w:r>
+        <w:rPr>
+          <w:rFonts w:ascii="Times New Roman" w:eastAsia="inter" w:hAnsi="Times New Roman" w:cs="Times New Roman"/>
+          <w:color w:val="000000"/>
+          <w:sz w:val="24"/>
+          <w:szCs w:val="24"/>
+        </w:rPr>
+        <w:t xml:space="preserve"> Customer selects chef, views available date/time slots, customizes order (e.g., spice </w:t>
+      </w:r>
+    </w:p>
+    <w:p>
+      <w:pPr>
+        <w:spacing w:before="105" w:after="105" w:line="360" w:lineRule="auto"/>
+        <w:ind w:left="720" w:right="862"/>
+        <w:jc w:val="both"/>
+        <w:rPr>
+          <w:rFonts w:ascii="Times New Roman" w:hAnsi="Times New Roman" w:cs="Times New Roman"/>
+          <w:sz w:val="24"/>
+          <w:szCs w:val="24"/>
+        </w:rPr>
+      </w:pPr>
+      <w:r>
+        <w:rPr>
+          <w:rFonts w:ascii="Times New Roman" w:eastAsia="inter" w:hAnsi="Times New Roman" w:cs="Times New Roman"/>
+          <w:color w:val="000000"/>
+          <w:sz w:val="24"/>
+          <w:szCs w:val="24"/>
+        </w:rPr>
+        <w:t>level, allergens, meal type).</w:t>
+      </w:r>
+    </w:p>
+    <w:p>
+      <w:pPr>
+        <w:spacing w:before="105" w:after="105" w:line="360" w:lineRule="auto"/>
+        <w:ind w:left="720" w:right="862"/>
+        <w:jc w:val="both"/>
+        <w:rPr>
+          <w:rFonts w:ascii="Times New Roman" w:hAnsi="Times New Roman" w:cs="Times New Roman"/>
+          <w:sz w:val="24"/>
+          <w:szCs w:val="24"/>
+        </w:rPr>
+      </w:pPr>
+      <w:r>
+        <w:rPr>
+          <w:rFonts w:ascii="Times New Roman" w:eastAsia="inter" w:hAnsi="Times New Roman" w:cs="Times New Roman"/>
+          <w:b/>
+          <w:color w:val="000000"/>
+          <w:sz w:val="24"/>
+          <w:szCs w:val="24"/>
+        </w:rPr>
+        <w:t>Step 2:</w:t>
+      </w:r>
+      <w:r>
+        <w:rPr>
+          <w:rFonts w:ascii="Times New Roman" w:eastAsia="inter" w:hAnsi="Times New Roman" w:cs="Times New Roman"/>
+          <w:color w:val="000000"/>
+          <w:sz w:val="24"/>
+          <w:szCs w:val="24"/>
+        </w:rPr>
+        <w:t xml:space="preserve"> Real-time booking confirmation with automated notifications to both parties.</w:t>
+      </w:r>
+    </w:p>
+    <w:p>
+      <w:pPr>
+        <w:spacing w:before="105" w:after="105" w:line="360" w:lineRule="auto"/>
+        <w:ind w:left="720" w:right="862"/>
+        <w:jc w:val="both"/>
+        <w:rPr>
+          <w:rFonts w:ascii="Times New Roman" w:hAnsi="Times New Roman" w:cs="Times New Roman"/>
+          <w:sz w:val="24"/>
+          <w:szCs w:val="24"/>
+        </w:rPr>
+      </w:pPr>
+      <w:r>
+        <w:rPr>
+          <w:rFonts w:ascii="Times New Roman" w:eastAsia="inter" w:hAnsi="Times New Roman" w:cs="Times New Roman"/>
+          <w:b/>
+          <w:color w:val="000000"/>
+          <w:sz w:val="24"/>
+          <w:szCs w:val="24"/>
+        </w:rPr>
+        <w:t>Step 3:</w:t>
+      </w:r>
+      <w:r>
+        <w:rPr>
+          <w:rFonts w:ascii="Times New Roman" w:eastAsia="inter" w:hAnsi="Times New Roman" w:cs="Times New Roman"/>
+          <w:color w:val="000000"/>
+          <w:sz w:val="24"/>
+          <w:szCs w:val="24"/>
+        </w:rPr>
+        <w:t xml:space="preserve"> Live status (scheduled, in progress, completed, cancelled) accessible on user dashboards.</w:t>
+      </w:r>
+    </w:p>
+    <w:p>
+      <w:pPr>
+        <w:spacing w:before="105" w:after="105" w:line="360" w:lineRule="auto"/>
+        <w:ind w:left="720" w:right="862"/>
+        <w:jc w:val="both"/>
+        <w:rPr>
+          <w:rFonts w:ascii="Times New Roman" w:hAnsi="Times New Roman" w:cs="Times New Roman"/>
+          <w:sz w:val="24"/>
+          <w:szCs w:val="24"/>
+        </w:rPr>
+      </w:pPr>
+      <w:r>
+        <w:rPr>
+          <w:rFonts w:ascii="Times New Roman" w:eastAsia="inter" w:hAnsi="Times New Roman" w:cs="Times New Roman"/>
+          <w:b/>
+          <w:color w:val="000000"/>
+          <w:sz w:val="24"/>
+          <w:szCs w:val="24"/>
+        </w:rPr>
+        <w:t>Modification/Cancellation:</w:t>
+      </w:r>
+      <w:r>
+        <w:rPr>
+          <w:rFonts w:ascii="Times New Roman" w:eastAsia="inter" w:hAnsi="Times New Roman" w:cs="Times New Roman"/>
+          <w:color w:val="000000"/>
+          <w:sz w:val="24"/>
+          <w:szCs w:val="24"/>
+        </w:rPr>
+        <w:t xml:space="preserve"> Rules for refunds, rescheduling, and communication handled via the</w:t>
+      </w:r>
+    </w:p>
+    <w:p>
+      <w:pPr>
+        <w:spacing w:before="105" w:after="105" w:line="360" w:lineRule="auto"/>
+        <w:ind w:left="720" w:right="862"/>
+        <w:jc w:val="both"/>
+        <w:rPr>
+          <w:rFonts w:ascii="Times New Roman" w:hAnsi="Times New Roman" w:cs="Times New Roman"/>
+          <w:sz w:val="24"/>
+          <w:szCs w:val="24"/>
+        </w:rPr>
+      </w:pPr>
+      <w:r>
+        <w:rPr>
+          <w:rFonts w:ascii="Times New Roman" w:eastAsia="inter" w:hAnsi="Times New Roman" w:cs="Times New Roman"/>
+          <w:color w:val="000000"/>
+          <w:sz w:val="24"/>
+          <w:szCs w:val="24"/>
+        </w:rPr>
+        <w:t xml:space="preserve"> platform.</w:t>
+      </w:r>
+    </w:p>
+    <w:p>
+      <w:pPr>
+        <w:spacing w:before="315" w:after="105" w:line="360" w:lineRule="auto"/>
+        <w:ind w:left="720" w:right="862"/>
+        <w:jc w:val="both"/>
+        <w:rPr>
+          <w:rFonts w:ascii="Times New Roman" w:hAnsi="Times New Roman" w:cs="Times New Roman"/>
+          <w:sz w:val="24"/>
+          <w:szCs w:val="24"/>
+        </w:rPr>
+      </w:pPr>
+      <w:r>
+        <w:rPr>
+          <w:rFonts w:ascii="Times New Roman" w:eastAsia="inter" w:hAnsi="Times New Roman" w:cs="Times New Roman"/>
+          <w:b/>
+          <w:color w:val="000000"/>
+          <w:sz w:val="24"/>
+          <w:szCs w:val="24"/>
+        </w:rPr>
+        <w:t>3.4 Payment Mechanisms</w:t>
+      </w:r>
+    </w:p>
+    <w:p>
+      <w:pPr>
+        <w:pStyle w:val="ListParagraph"/>
         <w:numPr>
           <w:ilvl w:val="0"/>
-          <w:numId w:val="6"/>
+          <w:numId w:val="37"/>
         </w:numPr>
         <w:spacing w:before="105" w:after="105" w:line="360" w:lineRule="auto"/>
-        <w:ind w:left="720" w:right="862"/>
-        <w:jc w:val="both"/>
-        <w:rPr>
-          <w:rFonts w:ascii="Times New Roman" w:hAnsi="Times New Roman" w:cs="Times New Roman"/>
-          <w:sz w:val="24"/>
-          <w:szCs w:val="24"/>
-        </w:rPr>
-      </w:pPr>
-      <w:r>
-        <w:rPr>
-          <w:rFonts w:ascii="Times New Roman" w:eastAsia="inter" w:hAnsi="Times New Roman" w:cs="Times New Roman"/>
-          <w:b/>
-          <w:color w:val="000000"/>
-          <w:sz w:val="24"/>
-          <w:szCs w:val="24"/>
-        </w:rPr>
-        <w:t>Data Validation:</w:t>
-      </w:r>
-      <w:r>
-        <w:rPr>
-          <w:rFonts w:ascii="Times New Roman" w:eastAsia="inter" w:hAnsi="Times New Roman" w:cs="Times New Roman"/>
-          <w:color w:val="000000"/>
-          <w:sz w:val="24"/>
-          <w:szCs w:val="24"/>
-        </w:rPr>
-        <w:t xml:space="preserve"> Robust backend checks for data consistency and format adherence.</w:t>
-      </w:r>
-    </w:p>
-    <w:p>
-      <w:pPr>
+        <w:ind w:right="862"/>
+        <w:jc w:val="both"/>
+        <w:rPr>
+          <w:rFonts w:ascii="Times New Roman" w:hAnsi="Times New Roman" w:cs="Times New Roman"/>
+          <w:sz w:val="24"/>
+          <w:szCs w:val="24"/>
+        </w:rPr>
+      </w:pPr>
+      <w:r>
+        <w:rPr>
+          <w:rFonts w:ascii="Times New Roman" w:eastAsia="inter" w:hAnsi="Times New Roman" w:cs="Times New Roman"/>
+          <w:b/>
+          <w:color w:val="000000"/>
+          <w:sz w:val="24"/>
+          <w:szCs w:val="24"/>
+        </w:rPr>
+        <w:t>Secure Digital Payments:</w:t>
+      </w:r>
+      <w:r>
+        <w:rPr>
+          <w:rFonts w:ascii="Times New Roman" w:eastAsia="inter" w:hAnsi="Times New Roman" w:cs="Times New Roman"/>
+          <w:color w:val="000000"/>
+          <w:sz w:val="24"/>
+          <w:szCs w:val="24"/>
+        </w:rPr>
+        <w:t xml:space="preserve"> Integration with UPI, cards, wallets; PCI DSS compliance.</w:t>
+      </w:r>
+    </w:p>
+    <w:p>
+      <w:pPr>
+        <w:pStyle w:val="ListParagraph"/>
         <w:numPr>
           <w:ilvl w:val="0"/>
-          <w:numId w:val="6"/>
+          <w:numId w:val="37"/>
         </w:numPr>
         <w:spacing w:before="105" w:after="105" w:line="360" w:lineRule="auto"/>
-        <w:ind w:left="720" w:right="862"/>
-        <w:jc w:val="both"/>
-        <w:rPr>
-          <w:rFonts w:ascii="Times New Roman" w:hAnsi="Times New Roman" w:cs="Times New Roman"/>
-          <w:sz w:val="24"/>
-          <w:szCs w:val="24"/>
-        </w:rPr>
-      </w:pPr>
-      <w:r>
-        <w:rPr>
-          <w:rFonts w:ascii="Times New Roman" w:eastAsia="inter" w:hAnsi="Times New Roman" w:cs="Times New Roman"/>
-          <w:b/>
-          <w:color w:val="000000"/>
-          <w:sz w:val="24"/>
-          <w:szCs w:val="24"/>
-        </w:rPr>
-        <w:t>Role-Based Access:</w:t>
-      </w:r>
-      <w:r>
-        <w:rPr>
-          <w:rFonts w:ascii="Times New Roman" w:eastAsia="inter" w:hAnsi="Times New Roman" w:cs="Times New Roman"/>
-          <w:color w:val="000000"/>
-          <w:sz w:val="24"/>
-          <w:szCs w:val="24"/>
-        </w:rPr>
-        <w:t xml:space="preserve"> Contextual dashboards; chefs see order management, customers see</w:t>
-      </w:r>
-    </w:p>
-    <w:p>
-      <w:pPr>
-        <w:spacing w:before="105" w:after="105" w:line="360" w:lineRule="auto"/>
-        <w:ind w:left="720" w:right="862"/>
-        <w:jc w:val="both"/>
-        <w:rPr>
-          <w:rFonts w:ascii="Times New Roman" w:hAnsi="Times New Roman" w:cs="Times New Roman"/>
-          <w:sz w:val="24"/>
-          <w:szCs w:val="24"/>
-        </w:rPr>
-      </w:pPr>
-      <w:r>
-        <w:rPr>
-          <w:rFonts w:ascii="Times New Roman" w:eastAsia="inter" w:hAnsi="Times New Roman" w:cs="Times New Roman"/>
-          <w:color w:val="000000"/>
-          <w:sz w:val="24"/>
-          <w:szCs w:val="24"/>
-        </w:rPr>
-        <w:t xml:space="preserve"> o</w:t>
-      </w:r>
-      <w:r>
-        <w:rPr>
-          <w:rFonts w:ascii="Times New Roman" w:eastAsia="inter" w:hAnsi="Times New Roman" w:cs="Times New Roman"/>
-          <w:color w:val="000000"/>
-          <w:sz w:val="24"/>
-          <w:szCs w:val="24"/>
-        </w:rPr>
-        <w:t>rder history and feedback tools.</w:t>
-      </w:r>
-    </w:p>
-    <w:p>
-      <w:pPr>
-        <w:spacing w:before="315" w:after="105" w:line="360" w:lineRule="auto"/>
-        <w:ind w:left="720" w:right="862"/>
-        <w:jc w:val="both"/>
-        <w:rPr>
-          <w:rFonts w:ascii="Times New Roman" w:hAnsi="Times New Roman" w:cs="Times New Roman"/>
-          <w:sz w:val="24"/>
-          <w:szCs w:val="24"/>
-        </w:rPr>
-      </w:pPr>
-      <w:r>
-        <w:rPr>
-          <w:rFonts w:ascii="Times New Roman" w:eastAsia="inter" w:hAnsi="Times New Roman" w:cs="Times New Roman"/>
-          <w:b/>
-          <w:color w:val="000000"/>
-          <w:sz w:val="24"/>
-          <w:szCs w:val="24"/>
-        </w:rPr>
-        <w:t>3.2 Chef Discovery and Selection</w:t>
-      </w:r>
-    </w:p>
-    <w:p>
-      <w:pPr>
+        <w:ind w:right="862"/>
+        <w:jc w:val="both"/>
+        <w:rPr>
+          <w:rFonts w:ascii="Times New Roman" w:hAnsi="Times New Roman" w:cs="Times New Roman"/>
+          <w:sz w:val="24"/>
+          <w:szCs w:val="24"/>
+        </w:rPr>
+      </w:pPr>
+      <w:r>
+        <w:rPr>
+          <w:rFonts w:ascii="Times New Roman" w:eastAsia="inter" w:hAnsi="Times New Roman" w:cs="Times New Roman"/>
+          <w:b/>
+          <w:color w:val="000000"/>
+          <w:sz w:val="24"/>
+          <w:szCs w:val="24"/>
+        </w:rPr>
+        <w:t>Transaction Flow:</w:t>
+      </w:r>
+      <w:r>
+        <w:rPr>
+          <w:rFonts w:ascii="Times New Roman" w:eastAsia="inter" w:hAnsi="Times New Roman" w:cs="Times New Roman"/>
+          <w:color w:val="000000"/>
+          <w:sz w:val="24"/>
+          <w:szCs w:val="24"/>
+        </w:rPr>
+        <w:t xml:space="preserve"> Funds held in escrow until service is confirmed delivered.</w:t>
+      </w:r>
+    </w:p>
+    <w:p>
+      <w:pPr>
+        <w:pStyle w:val="ListParagraph"/>
         <w:numPr>
           <w:ilvl w:val="0"/>
-          <w:numId w:val="7"/>
+          <w:numId w:val="37"/>
         </w:numPr>
         <w:spacing w:before="105" w:after="105" w:line="360" w:lineRule="auto"/>
-        <w:ind w:left="720" w:right="862"/>
-        <w:jc w:val="both"/>
-        <w:rPr>
-          <w:rFonts w:ascii="Times New Roman" w:hAnsi="Times New Roman" w:cs="Times New Roman"/>
-          <w:sz w:val="24"/>
-          <w:szCs w:val="24"/>
-        </w:rPr>
-      </w:pPr>
-      <w:r>
-        <w:rPr>
-          <w:rFonts w:ascii="Times New Roman" w:eastAsia="inter" w:hAnsi="Times New Roman" w:cs="Times New Roman"/>
-          <w:b/>
-          <w:color w:val="000000"/>
-          <w:sz w:val="24"/>
-          <w:szCs w:val="24"/>
-        </w:rPr>
-        <w:t>Location-Based Search:</w:t>
-      </w:r>
-      <w:r>
-        <w:rPr>
-          <w:rFonts w:ascii="Times New Roman" w:eastAsia="inter" w:hAnsi="Times New Roman" w:cs="Times New Roman"/>
-          <w:color w:val="000000"/>
-          <w:sz w:val="24"/>
-          <w:szCs w:val="24"/>
-        </w:rPr>
-        <w:t xml:space="preserve"> Users filter chefs by locality, cuisine, ratings, and dietary specialties.</w:t>
-      </w:r>
-    </w:p>
-    <w:p>
-      <w:pPr>
-        <w:numPr>
-          <w:ilvl w:val="0"/>
-          <w:numId w:val="7"/>
-        </w:numPr>
+        <w:ind w:right="862"/>
+        <w:jc w:val="both"/>
+        <w:rPr>
+          <w:rFonts w:ascii="Times New Roman" w:hAnsi="Times New Roman" w:cs="Times New Roman"/>
+          <w:sz w:val="24"/>
+          <w:szCs w:val="24"/>
+        </w:rPr>
+      </w:pPr>
+      <w:r>
+        <w:rPr>
+          <w:rFonts w:ascii="Times New Roman" w:eastAsia="inter" w:hAnsi="Times New Roman" w:cs="Times New Roman"/>
+          <w:b/>
+          <w:color w:val="000000"/>
+          <w:sz w:val="24"/>
+          <w:szCs w:val="24"/>
+        </w:rPr>
+        <w:t>Revenue Model:</w:t>
+      </w:r>
+      <w:r>
+        <w:rPr>
+          <w:rFonts w:ascii="Times New Roman" w:eastAsia="inter" w:hAnsi="Times New Roman" w:cs="Times New Roman"/>
+          <w:color w:val="000000"/>
+          <w:sz w:val="24"/>
+          <w:szCs w:val="24"/>
+        </w:rPr>
+        <w:t xml:space="preserve"> Platform fee deducted per transaction; transparent fee structure for chefs.</w:t>
+      </w:r>
+    </w:p>
+    <w:p>
+      <w:pPr>
         <w:spacing w:before="105" w:after="105" w:line="360" w:lineRule="auto"/>
-        <w:ind w:left="720" w:right="862"/>
-        <w:jc w:val="both"/>
-        <w:rPr>
-          <w:rFonts w:ascii="Times New Roman" w:hAnsi="Times New Roman" w:cs="Times New Roman"/>
-          <w:sz w:val="24"/>
-          <w:szCs w:val="24"/>
-        </w:rPr>
-      </w:pPr>
-      <w:r>
-        <w:rPr>
-          <w:rFonts w:ascii="Times New Roman" w:eastAsia="inter" w:hAnsi="Times New Roman" w:cs="Times New Roman"/>
-          <w:b/>
-          <w:color w:val="000000"/>
-          <w:sz w:val="24"/>
-          <w:szCs w:val="24"/>
-        </w:rPr>
-        <w:t>Profile Presentation:</w:t>
-      </w:r>
-      <w:r>
-        <w:rPr>
-          <w:rFonts w:ascii="Times New Roman" w:eastAsia="inter" w:hAnsi="Times New Roman" w:cs="Times New Roman"/>
-          <w:color w:val="000000"/>
-          <w:sz w:val="24"/>
-          <w:szCs w:val="24"/>
-        </w:rPr>
-        <w:t xml:space="preserve"> Chef portfolios with bios, photos, menus, certifications, and real use</w:t>
-      </w:r>
-      <w:r>
-        <w:rPr>
-          <w:rFonts w:ascii="Times New Roman" w:eastAsia="inter" w:hAnsi="Times New Roman" w:cs="Times New Roman"/>
-          <w:color w:val="000000"/>
-          <w:sz w:val="24"/>
-          <w:szCs w:val="24"/>
-        </w:rPr>
-        <w:t xml:space="preserve">r </w:t>
-      </w:r>
+        <w:ind w:right="862"/>
+        <w:jc w:val="both"/>
+        <w:rPr>
+          <w:rFonts w:ascii="Times New Roman" w:hAnsi="Times New Roman" w:cs="Times New Roman"/>
+          <w:sz w:val="24"/>
+          <w:szCs w:val="24"/>
+        </w:rPr>
+      </w:pPr>
     </w:p>
     <w:p>
       <w:pPr>
         <w:spacing w:before="105" w:after="105" w:line="360" w:lineRule="auto"/>
-        <w:ind w:left="720" w:right="862"/>
-        <w:jc w:val="both"/>
-        <w:rPr>
-          <w:rFonts w:ascii="Times New Roman" w:hAnsi="Times New Roman" w:cs="Times New Roman"/>
-          <w:sz w:val="24"/>
-          <w:szCs w:val="24"/>
-        </w:rPr>
-      </w:pPr>
-      <w:r>
-        <w:rPr>
-          <w:rFonts w:ascii="Times New Roman" w:eastAsia="inter" w:hAnsi="Times New Roman" w:cs="Times New Roman"/>
-          <w:color w:val="000000"/>
-          <w:sz w:val="24"/>
-          <w:szCs w:val="24"/>
-        </w:rPr>
-        <w:t>ratings.</w:t>
-      </w:r>
-    </w:p>
-    <w:p>
-      <w:pPr>
-        <w:numPr>
-          <w:ilvl w:val="0"/>
-          <w:numId w:val="7"/>
-        </w:numPr>
-        <w:spacing w:before="105" w:after="105" w:line="360" w:lineRule="auto"/>
-        <w:ind w:left="720" w:right="862"/>
-        <w:jc w:val="both"/>
-        <w:rPr>
-          <w:rFonts w:ascii="Times New Roman" w:hAnsi="Times New Roman" w:cs="Times New Roman"/>
-          <w:sz w:val="24"/>
-          <w:szCs w:val="24"/>
-        </w:rPr>
-      </w:pPr>
-      <w:r>
-        <w:rPr>
-          <w:rFonts w:ascii="Times New Roman" w:eastAsia="inter" w:hAnsi="Times New Roman" w:cs="Times New Roman"/>
-          <w:b/>
-          <w:color w:val="000000"/>
-          <w:sz w:val="24"/>
-          <w:szCs w:val="24"/>
-        </w:rPr>
-        <w:t>Availability Filtering:</w:t>
-      </w:r>
-      <w:r>
-        <w:rPr>
-          <w:rFonts w:ascii="Times New Roman" w:eastAsia="inter" w:hAnsi="Times New Roman" w:cs="Times New Roman"/>
-          <w:color w:val="000000"/>
-          <w:sz w:val="24"/>
-          <w:szCs w:val="24"/>
-        </w:rPr>
-        <w:t xml:space="preserve"> Booking calendar synced with chef’s schedule to eliminate conflicts.</w:t>
-      </w:r>
-    </w:p>
-    <w:p>
-      <w:pPr>
-        <w:spacing w:before="315" w:after="105" w:line="360" w:lineRule="auto"/>
-        <w:ind w:left="720" w:right="862"/>
-        <w:jc w:val="both"/>
-        <w:rPr>
-          <w:rFonts w:ascii="Times New Roman" w:hAnsi="Times New Roman" w:cs="Times New Roman"/>
-          <w:sz w:val="24"/>
-          <w:szCs w:val="24"/>
-        </w:rPr>
-      </w:pPr>
-      <w:r>
-        <w:rPr>
-          <w:rFonts w:ascii="Times New Roman" w:eastAsia="inter" w:hAnsi="Times New Roman" w:cs="Times New Roman"/>
-          <w:b/>
-          <w:color w:val="000000"/>
-          <w:sz w:val="24"/>
-          <w:szCs w:val="24"/>
-        </w:rPr>
-        <w:t>3.3 Service Booking Workflow</w:t>
-      </w:r>
-    </w:p>
-    <w:p>
-      <w:pPr>
-        <w:numPr>
-          <w:ilvl w:val="0"/>
-          <w:numId w:val="8"/>
-        </w:numPr>
-        <w:spacing w:before="105" w:after="105" w:line="360" w:lineRule="auto"/>
-        <w:ind w:left="720" w:right="862"/>
-        <w:jc w:val="both"/>
-        <w:rPr>
-          <w:rFonts w:ascii="Times New Roman" w:hAnsi="Times New Roman" w:cs="Times New Roman"/>
-          <w:sz w:val="24"/>
-          <w:szCs w:val="24"/>
-        </w:rPr>
-      </w:pPr>
-      <w:r>
-        <w:rPr>
-          <w:rFonts w:ascii="Times New Roman" w:eastAsia="inter" w:hAnsi="Times New Roman" w:cs="Times New Roman"/>
-          <w:b/>
-          <w:color w:val="000000"/>
-          <w:sz w:val="24"/>
-          <w:szCs w:val="24"/>
-        </w:rPr>
-        <w:t>Step 1:</w:t>
-      </w:r>
-      <w:r>
-        <w:rPr>
-          <w:rFonts w:ascii="Times New Roman" w:eastAsia="inter" w:hAnsi="Times New Roman" w:cs="Times New Roman"/>
-          <w:color w:val="000000"/>
-          <w:sz w:val="24"/>
-          <w:szCs w:val="24"/>
-        </w:rPr>
-        <w:t xml:space="preserve"> Customer selects chef, views available date/time slots, customizes order (e.g., spice </w:t>
-      </w:r>
-    </w:p>
-    <w:p>
-      <w:pPr>
-        <w:spacing w:before="105" w:after="105" w:line="360" w:lineRule="auto"/>
-        <w:ind w:left="720" w:right="862"/>
-        <w:jc w:val="both"/>
-        <w:rPr>
-          <w:rFonts w:ascii="Times New Roman" w:hAnsi="Times New Roman" w:cs="Times New Roman"/>
-          <w:sz w:val="24"/>
-          <w:szCs w:val="24"/>
-        </w:rPr>
-      </w:pPr>
-      <w:r>
-        <w:rPr>
-          <w:rFonts w:ascii="Times New Roman" w:eastAsia="inter" w:hAnsi="Times New Roman" w:cs="Times New Roman"/>
-          <w:color w:val="000000"/>
-          <w:sz w:val="24"/>
-          <w:szCs w:val="24"/>
-        </w:rPr>
-        <w:t>level, allergens, meal type).</w:t>
-      </w:r>
-    </w:p>
-    <w:p>
-      <w:pPr>
-        <w:numPr>
-          <w:ilvl w:val="0"/>
-          <w:numId w:val="8"/>
-        </w:numPr>
-        <w:spacing w:before="105" w:after="105" w:line="360" w:lineRule="auto"/>
-        <w:ind w:left="720" w:right="862"/>
-        <w:jc w:val="both"/>
-        <w:rPr>
-          <w:rFonts w:ascii="Times New Roman" w:hAnsi="Times New Roman" w:cs="Times New Roman"/>
-          <w:sz w:val="24"/>
-          <w:szCs w:val="24"/>
-        </w:rPr>
-      </w:pPr>
-      <w:r>
-        <w:rPr>
-          <w:rFonts w:ascii="Times New Roman" w:eastAsia="inter" w:hAnsi="Times New Roman" w:cs="Times New Roman"/>
-          <w:b/>
-          <w:color w:val="000000"/>
-          <w:sz w:val="24"/>
-          <w:szCs w:val="24"/>
-        </w:rPr>
-        <w:t>Step 2:</w:t>
-      </w:r>
-      <w:r>
-        <w:rPr>
-          <w:rFonts w:ascii="Times New Roman" w:eastAsia="inter" w:hAnsi="Times New Roman" w:cs="Times New Roman"/>
-          <w:color w:val="000000"/>
-          <w:sz w:val="24"/>
-          <w:szCs w:val="24"/>
-        </w:rPr>
-        <w:t xml:space="preserve"> Real-time booking confirmation with automated notifications to both parties.</w:t>
-      </w:r>
-    </w:p>
-    <w:p>
-      <w:pPr>
-        <w:numPr>
-          <w:ilvl w:val="0"/>
-          <w:numId w:val="8"/>
-        </w:numPr>
-        <w:spacing w:before="105" w:after="105" w:line="360" w:lineRule="auto"/>
-        <w:ind w:left="720" w:right="862"/>
-        <w:jc w:val="both"/>
-        <w:rPr>
-          <w:rFonts w:ascii="Times New Roman" w:hAnsi="Times New Roman" w:cs="Times New Roman"/>
-          <w:sz w:val="24"/>
-          <w:szCs w:val="24"/>
-        </w:rPr>
-      </w:pPr>
-      <w:r>
-        <w:rPr>
-          <w:rFonts w:ascii="Times New Roman" w:eastAsia="inter" w:hAnsi="Times New Roman" w:cs="Times New Roman"/>
-          <w:b/>
-          <w:color w:val="000000"/>
-          <w:sz w:val="24"/>
-          <w:szCs w:val="24"/>
-        </w:rPr>
-        <w:t>Step 3:</w:t>
-      </w:r>
-      <w:r>
-        <w:rPr>
-          <w:rFonts w:ascii="Times New Roman" w:eastAsia="inter" w:hAnsi="Times New Roman" w:cs="Times New Roman"/>
-          <w:color w:val="000000"/>
-          <w:sz w:val="24"/>
-          <w:szCs w:val="24"/>
-        </w:rPr>
-        <w:t xml:space="preserve"> Live status (scheduled, in progress, completed, cancelled) accessible on user dashboards.</w:t>
-      </w:r>
-    </w:p>
-    <w:p>
-      <w:pPr>
-        <w:numPr>
-          <w:ilvl w:val="0"/>
-          <w:numId w:val="8"/>
-        </w:numPr>
-        <w:spacing w:before="105" w:after="105" w:line="360" w:lineRule="auto"/>
-        <w:ind w:left="720" w:right="862"/>
-        <w:jc w:val="both"/>
-        <w:rPr>
-          <w:rFonts w:ascii="Times New Roman" w:hAnsi="Times New Roman" w:cs="Times New Roman"/>
-          <w:sz w:val="24"/>
-          <w:szCs w:val="24"/>
-        </w:rPr>
-      </w:pPr>
-      <w:r>
-        <w:rPr>
-          <w:rFonts w:ascii="Times New Roman" w:eastAsia="inter" w:hAnsi="Times New Roman" w:cs="Times New Roman"/>
-          <w:b/>
-          <w:color w:val="000000"/>
-          <w:sz w:val="24"/>
-          <w:szCs w:val="24"/>
-        </w:rPr>
-        <w:t>Modification/Cancellation:</w:t>
-      </w:r>
-      <w:r>
-        <w:rPr>
-          <w:rFonts w:ascii="Times New Roman" w:eastAsia="inter" w:hAnsi="Times New Roman" w:cs="Times New Roman"/>
-          <w:color w:val="000000"/>
-          <w:sz w:val="24"/>
-          <w:szCs w:val="24"/>
-        </w:rPr>
-        <w:t xml:space="preserve"> Rules for refunds, rescheduling, and communic</w:t>
-      </w:r>
-      <w:r>
-        <w:rPr>
-          <w:rFonts w:ascii="Times New Roman" w:eastAsia="inter" w:hAnsi="Times New Roman" w:cs="Times New Roman"/>
-          <w:color w:val="000000"/>
-          <w:sz w:val="24"/>
-          <w:szCs w:val="24"/>
-        </w:rPr>
-        <w:t>ation handled via the</w:t>
-      </w:r>
-    </w:p>
-    <w:p>
-      <w:pPr>
-        <w:spacing w:before="105" w:after="105" w:line="360" w:lineRule="auto"/>
-        <w:ind w:left="720" w:right="862"/>
-        <w:jc w:val="both"/>
-        <w:rPr>
-          <w:rFonts w:ascii="Times New Roman" w:hAnsi="Times New Roman" w:cs="Times New Roman"/>
-          <w:sz w:val="24"/>
-          <w:szCs w:val="24"/>
-        </w:rPr>
-      </w:pPr>
-      <w:r>
-        <w:rPr>
-          <w:rFonts w:ascii="Times New Roman" w:eastAsia="inter" w:hAnsi="Times New Roman" w:cs="Times New Roman"/>
-          <w:color w:val="000000"/>
-          <w:sz w:val="24"/>
-          <w:szCs w:val="24"/>
-        </w:rPr>
-        <w:t xml:space="preserve"> platform.</w:t>
-      </w:r>
-    </w:p>
-    <w:p>
-      <w:pPr>
-        <w:spacing w:before="315" w:after="105" w:line="360" w:lineRule="auto"/>
-        <w:ind w:left="720" w:right="862"/>
-        <w:jc w:val="both"/>
-        <w:rPr>
-          <w:rFonts w:ascii="Times New Roman" w:hAnsi="Times New Roman" w:cs="Times New Roman"/>
-          <w:sz w:val="24"/>
-          <w:szCs w:val="24"/>
-        </w:rPr>
-      </w:pPr>
-      <w:r>
-        <w:rPr>
-          <w:rFonts w:ascii="Times New Roman" w:eastAsia="inter" w:hAnsi="Times New Roman" w:cs="Times New Roman"/>
-          <w:b/>
-          <w:color w:val="000000"/>
-          <w:sz w:val="24"/>
-          <w:szCs w:val="24"/>
-        </w:rPr>
-        <w:t>3.4 Payment Mechanisms</w:t>
-      </w:r>
-    </w:p>
-    <w:p>
-      <w:pPr>
-        <w:numPr>
-          <w:ilvl w:val="0"/>
-          <w:numId w:val="9"/>
-        </w:numPr>
-        <w:spacing w:before="105" w:after="105" w:line="360" w:lineRule="auto"/>
-        <w:ind w:left="720" w:right="862"/>
-        <w:jc w:val="both"/>
-        <w:rPr>
-          <w:rFonts w:ascii="Times New Roman" w:hAnsi="Times New Roman" w:cs="Times New Roman"/>
-          <w:sz w:val="24"/>
-          <w:szCs w:val="24"/>
-        </w:rPr>
-      </w:pPr>
-      <w:r>
-        <w:rPr>
-          <w:rFonts w:ascii="Times New Roman" w:eastAsia="inter" w:hAnsi="Times New Roman" w:cs="Times New Roman"/>
-          <w:b/>
-          <w:color w:val="000000"/>
-          <w:sz w:val="24"/>
-          <w:szCs w:val="24"/>
-        </w:rPr>
-        <w:t>Secure Digital Payments:</w:t>
-      </w:r>
-      <w:r>
-        <w:rPr>
-          <w:rFonts w:ascii="Times New Roman" w:eastAsia="inter" w:hAnsi="Times New Roman" w:cs="Times New Roman"/>
-          <w:color w:val="000000"/>
-          <w:sz w:val="24"/>
-          <w:szCs w:val="24"/>
-        </w:rPr>
-        <w:t xml:space="preserve"> Integration with UPI, cards, wallets; PCI DSS compliance.</w:t>
-      </w:r>
-    </w:p>
-    <w:p>
-      <w:pPr>
-        <w:numPr>
-          <w:ilvl w:val="0"/>
-          <w:numId w:val="9"/>
-        </w:numPr>
-        <w:spacing w:before="105" w:after="105" w:line="360" w:lineRule="auto"/>
-        <w:ind w:left="720" w:right="862"/>
-        <w:jc w:val="both"/>
-        <w:rPr>
-          <w:rFonts w:ascii="Times New Roman" w:hAnsi="Times New Roman" w:cs="Times New Roman"/>
-          <w:sz w:val="24"/>
-          <w:szCs w:val="24"/>
-        </w:rPr>
-      </w:pPr>
-      <w:r>
-        <w:rPr>
-          <w:rFonts w:ascii="Times New Roman" w:eastAsia="inter" w:hAnsi="Times New Roman" w:cs="Times New Roman"/>
-          <w:b/>
-          <w:color w:val="000000"/>
-          <w:sz w:val="24"/>
-          <w:szCs w:val="24"/>
-        </w:rPr>
-        <w:t>Transaction Flow:</w:t>
-      </w:r>
-      <w:r>
-        <w:rPr>
-          <w:rFonts w:ascii="Times New Roman" w:eastAsia="inter" w:hAnsi="Times New Roman" w:cs="Times New Roman"/>
-          <w:color w:val="000000"/>
-          <w:sz w:val="24"/>
-          <w:szCs w:val="24"/>
-        </w:rPr>
-        <w:t xml:space="preserve"> Funds held in escrow until service is confirmed delivered.</w:t>
-      </w:r>
-    </w:p>
-    <w:p>
-      <w:pPr>
-        <w:numPr>
-          <w:ilvl w:val="0"/>
-          <w:numId w:val="9"/>
-        </w:numPr>
-        <w:spacing w:before="105" w:after="105" w:line="360" w:lineRule="auto"/>
-        <w:ind w:left="720" w:right="862"/>
-        <w:jc w:val="both"/>
-        <w:rPr>
-          <w:rFonts w:ascii="Times New Roman" w:hAnsi="Times New Roman" w:cs="Times New Roman"/>
-          <w:sz w:val="24"/>
-          <w:szCs w:val="24"/>
-        </w:rPr>
-      </w:pPr>
-      <w:r>
-        <w:rPr>
-          <w:rFonts w:ascii="Times New Roman" w:eastAsia="inter" w:hAnsi="Times New Roman" w:cs="Times New Roman"/>
-          <w:b/>
-          <w:color w:val="000000"/>
-          <w:sz w:val="24"/>
-          <w:szCs w:val="24"/>
-        </w:rPr>
-        <w:t>Revenue Model:</w:t>
-      </w:r>
-      <w:r>
-        <w:rPr>
-          <w:rFonts w:ascii="Times New Roman" w:eastAsia="inter" w:hAnsi="Times New Roman" w:cs="Times New Roman"/>
-          <w:color w:val="000000"/>
-          <w:sz w:val="24"/>
-          <w:szCs w:val="24"/>
-        </w:rPr>
-        <w:t xml:space="preserve"> Platform fee deducted per </w:t>
-      </w:r>
-      <w:r>
-        <w:rPr>
-          <w:rFonts w:ascii="Times New Roman" w:eastAsia="inter" w:hAnsi="Times New Roman" w:cs="Times New Roman"/>
-          <w:color w:val="000000"/>
-          <w:sz w:val="24"/>
-          <w:szCs w:val="24"/>
-        </w:rPr>
-        <w:t>transaction; transparent fee structure for chefs.</w:t>
-      </w:r>
-    </w:p>
-    <w:p>
-      <w:pPr>
-        <w:spacing w:before="105" w:after="105" w:line="360" w:lineRule="auto"/>
-        <w:ind w:left="720" w:right="862"/>
+        <w:ind w:right="862"/>
         <w:jc w:val="both"/>
         <w:rPr>
           <w:rFonts w:ascii="Times New Roman" w:hAnsi="Times New Roman" w:cs="Times New Roman"/>
@@ -3055,16 +2801,7 @@
           <w:sz w:val="24"/>
           <w:szCs w:val="24"/>
         </w:rPr>
-        <w:t xml:space="preserve"> Ad</w:t>
-      </w:r>
-      <w:r>
-        <w:rPr>
-          <w:rFonts w:ascii="Times New Roman" w:eastAsia="inter" w:hAnsi="Times New Roman" w:cs="Times New Roman"/>
-          <w:color w:val="000000"/>
-          <w:sz w:val="24"/>
-          <w:szCs w:val="24"/>
-        </w:rPr>
-        <w:t>min tools for resolving review conflicts and mediating complaints.</w:t>
+        <w:t xml:space="preserve"> Admin tools for resolving review conflicts and mediating complaints.</w:t>
       </w:r>
     </w:p>
     <w:p>
@@ -3277,16 +3014,7 @@
           <w:sz w:val="24"/>
           <w:szCs w:val="24"/>
         </w:rPr>
-        <w:t xml:space="preserve"> Customers and chefs interact via web</w:t>
-      </w:r>
-      <w:r>
-        <w:rPr>
-          <w:rFonts w:ascii="Times New Roman" w:eastAsia="inter" w:hAnsi="Times New Roman" w:cs="Times New Roman"/>
-          <w:color w:val="000000"/>
-          <w:sz w:val="24"/>
-          <w:szCs w:val="24"/>
-        </w:rPr>
-        <w:t>/mobile client, triggering backend API calls.</w:t>
+        <w:t xml:space="preserve"> Customers and chefs interact via web/mobile client, triggering backend API calls.</w:t>
       </w:r>
     </w:p>
     <w:p>
@@ -3870,7 +3598,6 @@
           <w:szCs w:val="24"/>
         </w:rPr>
       </w:pPr>
-      <w:proofErr w:type="gramStart"/>
       <w:r>
         <w:rPr>
           <w:rFonts w:ascii="Times New Roman" w:hAnsi="Times New Roman" w:cs="Times New Roman"/>
@@ -3879,7 +3606,6 @@
         </w:rPr>
         <w:t>( Screen</w:t>
       </w:r>
-      <w:proofErr w:type="gramEnd"/>
       <w:r>
         <w:rPr>
           <w:rFonts w:ascii="Times New Roman" w:hAnsi="Times New Roman" w:cs="Times New Roman"/>
@@ -4908,56 +4634,7 @@
           <w:sz w:val="24"/>
           <w:szCs w:val="24"/>
         </w:rPr>
-        <w:t xml:space="preserve">Choices like </w:t>
-      </w:r>
-      <w:proofErr w:type="spellStart"/>
-      <w:r>
-        <w:rPr>
-          <w:rFonts w:ascii="Times New Roman" w:eastAsia="inter" w:hAnsi="Times New Roman" w:cs="Times New Roman"/>
-          <w:color w:val="000000"/>
-          <w:sz w:val="24"/>
-          <w:szCs w:val="24"/>
-        </w:rPr>
-        <w:t>Swiggy</w:t>
-      </w:r>
-      <w:proofErr w:type="spellEnd"/>
-      <w:r>
-        <w:rPr>
-          <w:rFonts w:ascii="Times New Roman" w:eastAsia="inter" w:hAnsi="Times New Roman" w:cs="Times New Roman"/>
-          <w:color w:val="000000"/>
-          <w:sz w:val="24"/>
-          <w:szCs w:val="24"/>
-        </w:rPr>
-        <w:t xml:space="preserve">, </w:t>
-      </w:r>
-      <w:proofErr w:type="spellStart"/>
-      <w:r>
-        <w:rPr>
-          <w:rFonts w:ascii="Times New Roman" w:eastAsia="inter" w:hAnsi="Times New Roman" w:cs="Times New Roman"/>
-          <w:color w:val="000000"/>
-          <w:sz w:val="24"/>
-          <w:szCs w:val="24"/>
-        </w:rPr>
-        <w:t>Zomato</w:t>
-      </w:r>
-      <w:proofErr w:type="spellEnd"/>
-      <w:r>
-        <w:rPr>
-          <w:rFonts w:ascii="Times New Roman" w:eastAsia="inter" w:hAnsi="Times New Roman" w:cs="Times New Roman"/>
-          <w:color w:val="000000"/>
-          <w:sz w:val="24"/>
-          <w:szCs w:val="24"/>
-        </w:rPr>
-        <w:t xml:space="preserve">, and Uber Eats dominate urban food delivery. They aggregate commercial kitchens, focus on quick delivery, and offer limited engagement with individual cooks. These platforms have inspired features such as live tracking, digital </w:t>
-      </w:r>
-      <w:r>
-        <w:rPr>
-          <w:rFonts w:ascii="Times New Roman" w:eastAsia="inter" w:hAnsi="Times New Roman" w:cs="Times New Roman"/>
-          <w:color w:val="000000"/>
-          <w:sz w:val="24"/>
-          <w:szCs w:val="24"/>
-        </w:rPr>
-        <w:t>payments, and user reviews but typically exclude home-based chefs.</w:t>
+        <w:t>Choices like Swiggy, Zomato, and Uber Eats dominate urban food delivery. They aggregate commercial kitchens, focus on quick delivery, and offer limited engagement with individual cooks. These platforms have inspired features such as live tracking, digital payments, and user reviews but typically exclude home-based chefs.</w:t>
       </w:r>
     </w:p>
     <w:p>
@@ -5000,56 +4677,7 @@
           <w:sz w:val="24"/>
           <w:szCs w:val="24"/>
         </w:rPr>
-        <w:t xml:space="preserve">Global players like </w:t>
-      </w:r>
-      <w:proofErr w:type="spellStart"/>
-      <w:r>
-        <w:rPr>
-          <w:rFonts w:ascii="Times New Roman" w:eastAsia="inter" w:hAnsi="Times New Roman" w:cs="Times New Roman"/>
-          <w:color w:val="000000"/>
-          <w:sz w:val="24"/>
-          <w:szCs w:val="24"/>
-        </w:rPr>
-        <w:t>EatWith</w:t>
-      </w:r>
-      <w:proofErr w:type="spellEnd"/>
-      <w:r>
-        <w:rPr>
-          <w:rFonts w:ascii="Times New Roman" w:eastAsia="inter" w:hAnsi="Times New Roman" w:cs="Times New Roman"/>
-          <w:color w:val="000000"/>
-          <w:sz w:val="24"/>
-          <w:szCs w:val="24"/>
-        </w:rPr>
-        <w:t xml:space="preserve"> and </w:t>
-      </w:r>
-      <w:proofErr w:type="spellStart"/>
-      <w:r>
-        <w:rPr>
-          <w:rFonts w:ascii="Times New Roman" w:eastAsia="inter" w:hAnsi="Times New Roman" w:cs="Times New Roman"/>
-          <w:color w:val="000000"/>
-          <w:sz w:val="24"/>
-          <w:szCs w:val="24"/>
-        </w:rPr>
-        <w:t>MealSharing</w:t>
-      </w:r>
-      <w:proofErr w:type="spellEnd"/>
-      <w:r>
-        <w:rPr>
-          <w:rFonts w:ascii="Times New Roman" w:eastAsia="inter" w:hAnsi="Times New Roman" w:cs="Times New Roman"/>
-          <w:color w:val="000000"/>
-          <w:sz w:val="24"/>
-          <w:szCs w:val="24"/>
-        </w:rPr>
-        <w:t xml:space="preserve"> attempt to connect diners with home-based cooks but lack penetration in many regions. Studies observe that</w:t>
-      </w:r>
-      <w:r>
-        <w:rPr>
-          <w:rFonts w:ascii="Times New Roman" w:eastAsia="inter" w:hAnsi="Times New Roman" w:cs="Times New Roman"/>
-          <w:color w:val="000000"/>
-          <w:sz w:val="24"/>
-          <w:szCs w:val="24"/>
-        </w:rPr>
-        <w:t xml:space="preserve"> most platforms struggle with:</w:t>
+        <w:t>Global players like EatWith and MealSharing attempt to connect diners with home-based cooks but lack penetration in many regions. Studies observe that most platforms struggle with:</w:t>
       </w:r>
     </w:p>
     <w:p>
@@ -5171,36 +4799,7 @@
           <w:sz w:val="24"/>
           <w:szCs w:val="24"/>
         </w:rPr>
-        <w:t xml:space="preserve">Uber, </w:t>
-      </w:r>
-      <w:proofErr w:type="spellStart"/>
-      <w:r>
-        <w:rPr>
-          <w:rFonts w:ascii="Times New Roman" w:eastAsia="inter" w:hAnsi="Times New Roman" w:cs="Times New Roman"/>
-          <w:color w:val="000000"/>
-          <w:sz w:val="24"/>
-          <w:szCs w:val="24"/>
-        </w:rPr>
-        <w:t>TaskRabbit</w:t>
-      </w:r>
-      <w:proofErr w:type="spellEnd"/>
-      <w:r>
-        <w:rPr>
-          <w:rFonts w:ascii="Times New Roman" w:eastAsia="inter" w:hAnsi="Times New Roman" w:cs="Times New Roman"/>
-          <w:color w:val="000000"/>
-          <w:sz w:val="24"/>
-          <w:szCs w:val="24"/>
-        </w:rPr>
-        <w:t>, and Fiverr revolutionize gig work in local services. T</w:t>
-      </w:r>
-      <w:r>
-        <w:rPr>
-          <w:rFonts w:ascii="Times New Roman" w:eastAsia="inter" w:hAnsi="Times New Roman" w:cs="Times New Roman"/>
-          <w:color w:val="000000"/>
-          <w:sz w:val="24"/>
-          <w:szCs w:val="24"/>
-        </w:rPr>
-        <w:t xml:space="preserve">heir emphasis on </w:t>
+        <w:t xml:space="preserve">Uber, TaskRabbit, and Fiverr revolutionize gig work in local services. Their emphasis on </w:t>
       </w:r>
       <w:r>
         <w:rPr>
@@ -5219,27 +4818,7 @@
           <w:sz w:val="24"/>
           <w:szCs w:val="24"/>
         </w:rPr>
-        <w:t xml:space="preserve"> mechanisms are directly relevant to </w:t>
-      </w:r>
-      <w:proofErr w:type="spellStart"/>
-      <w:r>
-        <w:rPr>
-          <w:rFonts w:ascii="Times New Roman" w:eastAsia="inter" w:hAnsi="Times New Roman" w:cs="Times New Roman"/>
-          <w:color w:val="000000"/>
-          <w:sz w:val="24"/>
-          <w:szCs w:val="24"/>
-        </w:rPr>
-        <w:t>HomeChef’s</w:t>
-      </w:r>
-      <w:proofErr w:type="spellEnd"/>
-      <w:r>
-        <w:rPr>
-          <w:rFonts w:ascii="Times New Roman" w:eastAsia="inter" w:hAnsi="Times New Roman" w:cs="Times New Roman"/>
-          <w:color w:val="000000"/>
-          <w:sz w:val="24"/>
-          <w:szCs w:val="24"/>
-        </w:rPr>
-        <w:t xml:space="preserve"> operational philosophy.</w:t>
+        <w:t xml:space="preserve"> mechanisms are directly relevant to HomeChef’s operational philosophy.</w:t>
       </w:r>
     </w:p>
     <w:p>
@@ -5309,25 +4888,14 @@
           <w:szCs w:val="24"/>
         </w:rPr>
       </w:pPr>
-      <w:proofErr w:type="spellStart"/>
-      <w:r>
-        <w:rPr>
-          <w:rFonts w:ascii="Times New Roman" w:eastAsia="inter" w:hAnsi="Times New Roman" w:cs="Times New Roman"/>
-          <w:color w:val="000000"/>
-          <w:sz w:val="24"/>
-          <w:szCs w:val="24"/>
-        </w:rPr>
-        <w:t>HomeChef</w:t>
-      </w:r>
-      <w:proofErr w:type="spellEnd"/>
-      <w:r>
-        <w:rPr>
-          <w:rFonts w:ascii="Times New Roman" w:eastAsia="inter" w:hAnsi="Times New Roman" w:cs="Times New Roman"/>
-          <w:color w:val="000000"/>
-          <w:sz w:val="24"/>
-          <w:szCs w:val="24"/>
-        </w:rPr>
-        <w:t xml:space="preserve"> delivers on several key fronts:</w:t>
+      <w:r>
+        <w:rPr>
+          <w:rFonts w:ascii="Times New Roman" w:eastAsia="inter" w:hAnsi="Times New Roman" w:cs="Times New Roman"/>
+          <w:color w:val="000000"/>
+          <w:sz w:val="24"/>
+          <w:szCs w:val="24"/>
+        </w:rPr>
+        <w:t>HomeChef delivers on several key fronts:</w:t>
       </w:r>
     </w:p>
     <w:p>
@@ -5436,16 +5004,7 @@
           <w:sz w:val="24"/>
           <w:szCs w:val="24"/>
         </w:rPr>
-        <w:t xml:space="preserve"> Verified profiles, genuine reviews, and </w:t>
-      </w:r>
-      <w:r>
-        <w:rPr>
-          <w:rFonts w:ascii="Times New Roman" w:eastAsia="inter" w:hAnsi="Times New Roman" w:cs="Times New Roman"/>
-          <w:color w:val="000000"/>
-          <w:sz w:val="24"/>
-          <w:szCs w:val="24"/>
-        </w:rPr>
-        <w:t>admin oversight build a trustworthy ecosystem.</w:t>
+        <w:t xml:space="preserve"> Verified profiles, genuine reviews, and admin oversight build a trustworthy ecosystem.</w:t>
       </w:r>
     </w:p>
     <w:p>
@@ -5539,16 +5098,7 @@
           <w:sz w:val="24"/>
           <w:szCs w:val="24"/>
         </w:rPr>
-        <w:t xml:space="preserve"> Manual verification may bottleneck with rapid</w:t>
-      </w:r>
-      <w:r>
-        <w:rPr>
-          <w:rFonts w:ascii="Times New Roman" w:eastAsia="inter" w:hAnsi="Times New Roman" w:cs="Times New Roman"/>
-          <w:color w:val="000000"/>
-          <w:sz w:val="24"/>
-          <w:szCs w:val="24"/>
-        </w:rPr>
-        <w:t xml:space="preserve"> chef influx.</w:t>
+        <w:t xml:space="preserve"> Manual verification may bottleneck with rapid chef influx.</w:t>
       </w:r>
     </w:p>
     <w:p>
@@ -5700,27 +5250,7 @@
           <w:sz w:val="24"/>
           <w:szCs w:val="24"/>
         </w:rPr>
-        <w:t xml:space="preserve">In future versions of the </w:t>
-      </w:r>
-      <w:proofErr w:type="spellStart"/>
-      <w:r>
-        <w:rPr>
-          <w:rFonts w:ascii="Times New Roman" w:eastAsia="inter" w:hAnsi="Times New Roman" w:cs="Times New Roman"/>
-          <w:color w:val="000000"/>
-          <w:sz w:val="24"/>
-          <w:szCs w:val="24"/>
-        </w:rPr>
-        <w:t>HomeChef</w:t>
-      </w:r>
-      <w:proofErr w:type="spellEnd"/>
-      <w:r>
-        <w:rPr>
-          <w:rFonts w:ascii="Times New Roman" w:eastAsia="inter" w:hAnsi="Times New Roman" w:cs="Times New Roman"/>
-          <w:color w:val="000000"/>
-          <w:sz w:val="24"/>
-          <w:szCs w:val="24"/>
-        </w:rPr>
-        <w:t xml:space="preserve"> platform, integrating with smart kitchen devices can significantly improve efficiency and user experience. By connecting the application with smart ovens, timers, and kitchen sensors, home chefs can automate parts of the cooking process, receive real-time alerts, and better manage their kitchen operations.</w:t>
+        <w:t>In future versions of the HomeChef platform, integrating with smart kitchen devices can significantly improve efficiency and user experience. By connecting the application with smart ovens, timers, and kitchen sensors, home chefs can automate parts of the cooking process, receive real-time alerts, and better manage their kitchen operations.</w:t>
       </w:r>
     </w:p>
     <w:p>
@@ -5823,69 +5353,7 @@
           <w:szCs w:val="24"/>
           <w:lang w:val="en-IN" w:eastAsia="en-IN" w:bidi="ta-IN"/>
         </w:rPr>
-        <w:t xml:space="preserve">The </w:t>
-      </w:r>
-      <w:proofErr w:type="spellStart"/>
-      <w:r>
-        <w:rPr>
-          <w:rFonts w:ascii="Times New Roman" w:hAnsi="Times New Roman" w:cs="Times New Roman"/>
-          <w:sz w:val="24"/>
-          <w:szCs w:val="24"/>
-          <w:lang w:val="en-IN" w:eastAsia="en-IN" w:bidi="ta-IN"/>
-        </w:rPr>
-        <w:t>HomeChef</w:t>
-      </w:r>
-      <w:proofErr w:type="spellEnd"/>
-      <w:r>
-        <w:rPr>
-          <w:rFonts w:ascii="Times New Roman" w:hAnsi="Times New Roman" w:cs="Times New Roman"/>
-          <w:sz w:val="24"/>
-          <w:szCs w:val="24"/>
-          <w:lang w:val="en-IN" w:eastAsia="en-IN" w:bidi="ta-IN"/>
-        </w:rPr>
-        <w:t xml:space="preserve"> web application is a user-friendly platform that connects home-based chefs with local customers seeking fresh, homemade meals. It simplifies the process of discovering chefs, viewing menus, and placing orders through an intuitive interface. The platform not only enhances convenience for customers but also empowers home chefs—especially women and small-scale cooks—by offering them a digital space to showcase their culinary skills and earn </w:t>
-      </w:r>
-      <w:proofErr w:type="spellStart"/>
-      <w:proofErr w:type="gramStart"/>
-      <w:r>
-        <w:rPr>
-          <w:rFonts w:ascii="Times New Roman" w:hAnsi="Times New Roman" w:cs="Times New Roman"/>
-          <w:sz w:val="24"/>
-          <w:szCs w:val="24"/>
-          <w:lang w:val="en-IN" w:eastAsia="en-IN" w:bidi="ta-IN"/>
-        </w:rPr>
-        <w:t>income.Through</w:t>
-      </w:r>
-      <w:proofErr w:type="spellEnd"/>
-      <w:proofErr w:type="gramEnd"/>
-      <w:r>
-        <w:rPr>
-          <w:rFonts w:ascii="Times New Roman" w:hAnsi="Times New Roman" w:cs="Times New Roman"/>
-          <w:sz w:val="24"/>
-          <w:szCs w:val="24"/>
-          <w:lang w:val="en-IN" w:eastAsia="en-IN" w:bidi="ta-IN"/>
-        </w:rPr>
-        <w:t xml:space="preserve"> features like location-based chef discovery, real-time booking, chef registration, and order management, </w:t>
-      </w:r>
-      <w:proofErr w:type="spellStart"/>
-      <w:r>
-        <w:rPr>
-          <w:rFonts w:ascii="Times New Roman" w:hAnsi="Times New Roman" w:cs="Times New Roman"/>
-          <w:sz w:val="24"/>
-          <w:szCs w:val="24"/>
-          <w:lang w:val="en-IN" w:eastAsia="en-IN" w:bidi="ta-IN"/>
-        </w:rPr>
-        <w:t>HomeChef</w:t>
-      </w:r>
-      <w:proofErr w:type="spellEnd"/>
-      <w:r>
-        <w:rPr>
-          <w:rFonts w:ascii="Times New Roman" w:hAnsi="Times New Roman" w:cs="Times New Roman"/>
-          <w:sz w:val="24"/>
-          <w:szCs w:val="24"/>
-          <w:lang w:val="en-IN" w:eastAsia="en-IN" w:bidi="ta-IN"/>
-        </w:rPr>
-        <w:t xml:space="preserve"> ensures a seamless and personalized food delivery experience. The inclusion of admin and sub-admin panels strengthens quality control, improves service monitoring, and ensures platform reliability.</w:t>
+        <w:t>The HomeChef web application is a user-friendly platform that connects home-based chefs with local customers seeking fresh, homemade meals. It simplifies the process of discovering chefs, viewing menus, and placing orders through an intuitive interface. The platform not only enhances convenience for customers but also empowers home chefs—especially women and small-scale cooks—by offering them a digital space to showcase their culinary skills and earn income.Through features like location-based chef discovery, real-time booking, chef registration, and order management, HomeChef ensures a seamless and personalized food delivery experience. The inclusion of admin and sub-admin panels strengthens quality control, improves service monitoring, and ensures platform reliability.</w:t>
       </w:r>
     </w:p>
     <w:p>
@@ -5904,27 +5372,7 @@
           <w:szCs w:val="24"/>
           <w:lang w:val="en-IN" w:eastAsia="en-IN" w:bidi="ta-IN"/>
         </w:rPr>
-        <w:t xml:space="preserve">In addition to supporting local entrepreneurship, the project promotes healthier eating by offering hygienic, home-cooked meals as an alternative to fast food. It encourages community interaction, reduces food delivery monopolies, and contributes to social and economic inclusion. By bridging the gap between home kitchens and customers, </w:t>
-      </w:r>
-      <w:proofErr w:type="spellStart"/>
-      <w:r>
-        <w:rPr>
-          <w:rFonts w:ascii="Times New Roman" w:hAnsi="Times New Roman" w:cs="Times New Roman"/>
-          <w:sz w:val="24"/>
-          <w:szCs w:val="24"/>
-          <w:lang w:val="en-IN" w:eastAsia="en-IN" w:bidi="ta-IN"/>
-        </w:rPr>
-        <w:t>HomeChef</w:t>
-      </w:r>
-      <w:proofErr w:type="spellEnd"/>
-      <w:r>
-        <w:rPr>
-          <w:rFonts w:ascii="Times New Roman" w:hAnsi="Times New Roman" w:cs="Times New Roman"/>
-          <w:sz w:val="24"/>
-          <w:szCs w:val="24"/>
-          <w:lang w:val="en-IN" w:eastAsia="en-IN" w:bidi="ta-IN"/>
-        </w:rPr>
-        <w:t xml:space="preserve"> supports Sustainable Development Goal 3 by promoting good health, and aligns with SDG 8 by fostering decent work and economic growth.</w:t>
+        <w:t>In addition to supporting local entrepreneurship, the project promotes healthier eating by offering hygienic, home-cooked meals as an alternative to fast food. It encourages community interaction, reduces food delivery monopolies, and contributes to social and economic inclusion. By bridging the gap between home kitchens and customers, HomeChef supports Sustainable Development Goal 3 by promoting good health, and aligns with SDG 8 by fostering decent work and economic growth.</w:t>
       </w:r>
     </w:p>
     <w:p>
@@ -5990,43 +5438,7 @@
           <w:sz w:val="24"/>
           <w:szCs w:val="24"/>
         </w:rPr>
-        <w:t xml:space="preserve"> </w:t>
-      </w:r>
-      <w:proofErr w:type="spellStart"/>
-      <w:r>
-        <w:rPr>
-          <w:rFonts w:ascii="Times New Roman" w:hAnsi="Times New Roman" w:cs="Times New Roman"/>
-          <w:sz w:val="24"/>
-          <w:szCs w:val="24"/>
-        </w:rPr>
-        <w:t>Swiggy</w:t>
-      </w:r>
-      <w:proofErr w:type="spellEnd"/>
-      <w:r>
-        <w:rPr>
-          <w:rFonts w:ascii="Times New Roman" w:hAnsi="Times New Roman" w:cs="Times New Roman"/>
-          <w:sz w:val="24"/>
-          <w:szCs w:val="24"/>
-        </w:rPr>
-        <w:t xml:space="preserve">. (2024). How </w:t>
-      </w:r>
-      <w:proofErr w:type="spellStart"/>
-      <w:r>
-        <w:rPr>
-          <w:rFonts w:ascii="Times New Roman" w:hAnsi="Times New Roman" w:cs="Times New Roman"/>
-          <w:sz w:val="24"/>
-          <w:szCs w:val="24"/>
-        </w:rPr>
-        <w:t>Swiggy</w:t>
-      </w:r>
-      <w:proofErr w:type="spellEnd"/>
-      <w:r>
-        <w:rPr>
-          <w:rFonts w:ascii="Times New Roman" w:hAnsi="Times New Roman" w:cs="Times New Roman"/>
-          <w:sz w:val="24"/>
-          <w:szCs w:val="24"/>
-        </w:rPr>
-        <w:t xml:space="preserve"> works.</w:t>
+        <w:t xml:space="preserve"> Swiggy. (2024). How Swiggy works.</w:t>
       </w:r>
     </w:p>
     <w:p>
@@ -6050,43 +5462,7 @@
           <w:sz w:val="24"/>
           <w:szCs w:val="24"/>
         </w:rPr>
-        <w:t xml:space="preserve"> </w:t>
-      </w:r>
-      <w:proofErr w:type="spellStart"/>
-      <w:r>
-        <w:rPr>
-          <w:rFonts w:ascii="Times New Roman" w:hAnsi="Times New Roman" w:cs="Times New Roman"/>
-          <w:sz w:val="24"/>
-          <w:szCs w:val="24"/>
-        </w:rPr>
-        <w:t>Zomato</w:t>
-      </w:r>
-      <w:proofErr w:type="spellEnd"/>
-      <w:r>
-        <w:rPr>
-          <w:rFonts w:ascii="Times New Roman" w:hAnsi="Times New Roman" w:cs="Times New Roman"/>
-          <w:sz w:val="24"/>
-          <w:szCs w:val="24"/>
-        </w:rPr>
-        <w:t xml:space="preserve">. (2024). </w:t>
-      </w:r>
-      <w:proofErr w:type="spellStart"/>
-      <w:r>
-        <w:rPr>
-          <w:rFonts w:ascii="Times New Roman" w:hAnsi="Times New Roman" w:cs="Times New Roman"/>
-          <w:sz w:val="24"/>
-          <w:szCs w:val="24"/>
-        </w:rPr>
-        <w:t>Zomato</w:t>
-      </w:r>
-      <w:proofErr w:type="spellEnd"/>
-      <w:r>
-        <w:rPr>
-          <w:rFonts w:ascii="Times New Roman" w:hAnsi="Times New Roman" w:cs="Times New Roman"/>
-          <w:sz w:val="24"/>
-          <w:szCs w:val="24"/>
-        </w:rPr>
-        <w:t xml:space="preserve"> for home chefs.</w:t>
+        <w:t xml:space="preserve"> Zomato. (2024). Zomato for home chefs.</w:t>
       </w:r>
     </w:p>
     <w:p>
@@ -6110,15 +5486,7 @@
           <w:sz w:val="24"/>
           <w:szCs w:val="24"/>
         </w:rPr>
-        <w:t xml:space="preserve"> </w:t>
-      </w:r>
-      <w:r>
-        <w:rPr>
-          <w:rFonts w:ascii="Times New Roman" w:hAnsi="Times New Roman" w:cs="Times New Roman"/>
-          <w:sz w:val="24"/>
-          <w:szCs w:val="24"/>
-        </w:rPr>
-        <w:t xml:space="preserve">Sharma, P., &amp; Rani, M. (2023). Connecting local food talent with digital platforms: A case study on home-based food delivery. International Journal of Modern Computing, 11(4), 213- 220. </w:t>
+        <w:t xml:space="preserve"> Sharma, P., &amp; Rani, M. (2023). Connecting local food talent with digital platforms: A case study on home-based food delivery. International Journal of Modern Computing, 11(4), 213- 220. </w:t>
       </w:r>
     </w:p>
     <w:p>
@@ -6190,25 +5558,7 @@
           <w:sz w:val="24"/>
           <w:szCs w:val="24"/>
         </w:rPr>
-        <w:t xml:space="preserve">Google. (2023). Firebase for web apps: </w:t>
-      </w:r>
-      <w:proofErr w:type="spellStart"/>
-      <w:r>
-        <w:rPr>
-          <w:rFonts w:ascii="Times New Roman" w:hAnsi="Times New Roman" w:cs="Times New Roman"/>
-          <w:sz w:val="24"/>
-          <w:szCs w:val="24"/>
-        </w:rPr>
-        <w:t>Realtime</w:t>
-      </w:r>
-      <w:proofErr w:type="spellEnd"/>
-      <w:r>
-        <w:rPr>
-          <w:rFonts w:ascii="Times New Roman" w:hAnsi="Times New Roman" w:cs="Times New Roman"/>
-          <w:sz w:val="24"/>
-          <w:szCs w:val="24"/>
-        </w:rPr>
-        <w:t xml:space="preserve"> database and authentication. </w:t>
+        <w:t xml:space="preserve">Google. (2023). Firebase for web apps: Realtime database and authentication. </w:t>
       </w:r>
     </w:p>
     <w:p>
@@ -6274,23 +5624,13 @@
           <w:szCs w:val="24"/>
         </w:rPr>
       </w:pPr>
-      <w:proofErr w:type="spellStart"/>
-      <w:r>
-        <w:rPr>
-          <w:rFonts w:ascii="Times New Roman" w:hAnsi="Times New Roman" w:cs="Times New Roman"/>
-          <w:sz w:val="24"/>
-          <w:szCs w:val="24"/>
-        </w:rPr>
-        <w:t>Figma</w:t>
-      </w:r>
-      <w:proofErr w:type="spellEnd"/>
-      <w:r>
-        <w:rPr>
-          <w:rFonts w:ascii="Times New Roman" w:hAnsi="Times New Roman" w:cs="Times New Roman"/>
-          <w:sz w:val="24"/>
-          <w:szCs w:val="24"/>
-        </w:rPr>
-        <w:t xml:space="preserve">. (2024). Collaborative UI/UX design. </w:t>
+      <w:r>
+        <w:rPr>
+          <w:rFonts w:ascii="Times New Roman" w:hAnsi="Times New Roman" w:cs="Times New Roman"/>
+          <w:sz w:val="24"/>
+          <w:szCs w:val="24"/>
+        </w:rPr>
+        <w:t xml:space="preserve">Figma. (2024). Collaborative UI/UX design. </w:t>
       </w:r>
     </w:p>
     <w:p>
@@ -6424,8 +5764,6 @@
           <w:szCs w:val="24"/>
         </w:rPr>
       </w:pPr>
-      <w:bookmarkStart w:id="0" w:name="_GoBack"/>
-      <w:bookmarkEnd w:id="0"/>
     </w:p>
     <w:sectPr>
       <w:pgSz w:w="12240" w:h="15840"/>
@@ -6489,6 +5827,119 @@
 <file path=word/numbering.xml><?xml version="1.0" encoding="utf-8"?>
 <w:numbering xmlns:wpc="http://schemas.microsoft.com/office/word/2010/wordprocessingCanvas" xmlns:cx="http://schemas.microsoft.com/office/drawing/2014/chartex" xmlns:mc="http://schemas.openxmlformats.org/markup-compatibility/2006" xmlns:o="urn:schemas-microsoft-com:office:office" xmlns:r="http://schemas.openxmlformats.org/officeDocument/2006/relationships" xmlns:m="http://schemas.openxmlformats.org/officeDocument/2006/math" xmlns:v="urn:schemas-microsoft-com:vml" xmlns:wp14="http://schemas.microsoft.com/office/word/2010/wordprocessingDrawing" xmlns:wp="http://schemas.openxmlformats.org/drawingml/2006/wordprocessingDrawing" xmlns:w10="urn:schemas-microsoft-com:office:word" xmlns:w="http://schemas.openxmlformats.org/wordprocessingml/2006/main" xmlns:w14="http://schemas.microsoft.com/office/word/2010/wordml" xmlns:w15="http://schemas.microsoft.com/office/word/2012/wordml" xmlns:w16se="http://schemas.microsoft.com/office/word/2015/wordml/symex" xmlns:wpg="http://schemas.microsoft.com/office/word/2010/wordprocessingGroup" xmlns:wpi="http://schemas.microsoft.com/office/word/2010/wordprocessingInk" xmlns:wne="http://schemas.microsoft.com/office/word/2006/wordml" xmlns:wps="http://schemas.microsoft.com/office/word/2010/wordprocessingShape" mc:Ignorable="w14 w15 w16se wp14">
   <w:abstractNum w:abstractNumId="0" w15:restartNumberingAfterBreak="0">
+    <w:nsid w:val="00B30ABA"/>
+    <w:multiLevelType w:val="hybridMultilevel"/>
+    <w:tmpl w:val="4E906808"/>
+    <w:lvl w:ilvl="0" w:tplc="40090001">
+      <w:start w:val="1"/>
+      <w:numFmt w:val="bullet"/>
+      <w:lvlText w:val=""/>
+      <w:lvlJc w:val="left"/>
+      <w:pPr>
+        <w:ind w:left="1440" w:hanging="360"/>
+      </w:pPr>
+      <w:rPr>
+        <w:rFonts w:ascii="Symbol" w:hAnsi="Symbol" w:hint="default"/>
+      </w:rPr>
+    </w:lvl>
+    <w:lvl w:ilvl="1" w:tplc="40090003" w:tentative="1">
+      <w:start w:val="1"/>
+      <w:numFmt w:val="bullet"/>
+      <w:lvlText w:val="o"/>
+      <w:lvlJc w:val="left"/>
+      <w:pPr>
+        <w:ind w:left="2160" w:hanging="360"/>
+      </w:pPr>
+      <w:rPr>
+        <w:rFonts w:ascii="Courier New" w:hAnsi="Courier New" w:cs="Courier New" w:hint="default"/>
+      </w:rPr>
+    </w:lvl>
+    <w:lvl w:ilvl="2" w:tplc="40090005" w:tentative="1">
+      <w:start w:val="1"/>
+      <w:numFmt w:val="bullet"/>
+      <w:lvlText w:val=""/>
+      <w:lvlJc w:val="left"/>
+      <w:pPr>
+        <w:ind w:left="2880" w:hanging="360"/>
+      </w:pPr>
+      <w:rPr>
+        <w:rFonts w:ascii="Wingdings" w:hAnsi="Wingdings" w:hint="default"/>
+      </w:rPr>
+    </w:lvl>
+    <w:lvl w:ilvl="3" w:tplc="40090001" w:tentative="1">
+      <w:start w:val="1"/>
+      <w:numFmt w:val="bullet"/>
+      <w:lvlText w:val=""/>
+      <w:lvlJc w:val="left"/>
+      <w:pPr>
+        <w:ind w:left="3600" w:hanging="360"/>
+      </w:pPr>
+      <w:rPr>
+        <w:rFonts w:ascii="Symbol" w:hAnsi="Symbol" w:hint="default"/>
+      </w:rPr>
+    </w:lvl>
+    <w:lvl w:ilvl="4" w:tplc="40090003" w:tentative="1">
+      <w:start w:val="1"/>
+      <w:numFmt w:val="bullet"/>
+      <w:lvlText w:val="o"/>
+      <w:lvlJc w:val="left"/>
+      <w:pPr>
+        <w:ind w:left="4320" w:hanging="360"/>
+      </w:pPr>
+      <w:rPr>
+        <w:rFonts w:ascii="Courier New" w:hAnsi="Courier New" w:cs="Courier New" w:hint="default"/>
+      </w:rPr>
+    </w:lvl>
+    <w:lvl w:ilvl="5" w:tplc="40090005" w:tentative="1">
+      <w:start w:val="1"/>
+      <w:numFmt w:val="bullet"/>
+      <w:lvlText w:val=""/>
+      <w:lvlJc w:val="left"/>
+      <w:pPr>
+        <w:ind w:left="5040" w:hanging="360"/>
+      </w:pPr>
+      <w:rPr>
+        <w:rFonts w:ascii="Wingdings" w:hAnsi="Wingdings" w:hint="default"/>
+      </w:rPr>
+    </w:lvl>
+    <w:lvl w:ilvl="6" w:tplc="40090001" w:tentative="1">
+      <w:start w:val="1"/>
+      <w:numFmt w:val="bullet"/>
+      <w:lvlText w:val=""/>
+      <w:lvlJc w:val="left"/>
+      <w:pPr>
+        <w:ind w:left="5760" w:hanging="360"/>
+      </w:pPr>
+      <w:rPr>
+        <w:rFonts w:ascii="Symbol" w:hAnsi="Symbol" w:hint="default"/>
+      </w:rPr>
+    </w:lvl>
+    <w:lvl w:ilvl="7" w:tplc="40090003" w:tentative="1">
+      <w:start w:val="1"/>
+      <w:numFmt w:val="bullet"/>
+      <w:lvlText w:val="o"/>
+      <w:lvlJc w:val="left"/>
+      <w:pPr>
+        <w:ind w:left="6480" w:hanging="360"/>
+      </w:pPr>
+      <w:rPr>
+        <w:rFonts w:ascii="Courier New" w:hAnsi="Courier New" w:cs="Courier New" w:hint="default"/>
+      </w:rPr>
+    </w:lvl>
+    <w:lvl w:ilvl="8" w:tplc="40090005" w:tentative="1">
+      <w:start w:val="1"/>
+      <w:numFmt w:val="bullet"/>
+      <w:lvlText w:val=""/>
+      <w:lvlJc w:val="left"/>
+      <w:pPr>
+        <w:ind w:left="7200" w:hanging="360"/>
+      </w:pPr>
+      <w:rPr>
+        <w:rFonts w:ascii="Wingdings" w:hAnsi="Wingdings" w:hint="default"/>
+      </w:rPr>
+    </w:lvl>
+  </w:abstractNum>
+  <w:abstractNum w:abstractNumId="1" w15:restartNumberingAfterBreak="0">
     <w:nsid w:val="04316DD5"/>
     <w:multiLevelType w:val="hybridMultilevel"/>
     <w:tmpl w:val="9A1210E8"/>
@@ -6548,7 +5999,7 @@
       <w:lvlJc w:val="left"/>
     </w:lvl>
   </w:abstractNum>
-  <w:abstractNum w:abstractNumId="1" w15:restartNumberingAfterBreak="0">
+  <w:abstractNum w:abstractNumId="2" w15:restartNumberingAfterBreak="0">
     <w:nsid w:val="04E20A56"/>
     <w:multiLevelType w:val="hybridMultilevel"/>
     <w:tmpl w:val="80803BFC"/>
@@ -6661,7 +6112,7 @@
       </w:rPr>
     </w:lvl>
   </w:abstractNum>
-  <w:abstractNum w:abstractNumId="2" w15:restartNumberingAfterBreak="0">
+  <w:abstractNum w:abstractNumId="3" w15:restartNumberingAfterBreak="0">
     <w:nsid w:val="051A567F"/>
     <w:multiLevelType w:val="hybridMultilevel"/>
     <w:tmpl w:val="167AA84A"/>
@@ -6721,7 +6172,7 @@
       <w:lvlJc w:val="left"/>
     </w:lvl>
   </w:abstractNum>
-  <w:abstractNum w:abstractNumId="3" w15:restartNumberingAfterBreak="0">
+  <w:abstractNum w:abstractNumId="4" w15:restartNumberingAfterBreak="0">
     <w:nsid w:val="052D2E8C"/>
     <w:multiLevelType w:val="hybridMultilevel"/>
     <w:tmpl w:val="BD563652"/>
@@ -6781,7 +6232,7 @@
       <w:lvlJc w:val="left"/>
     </w:lvl>
   </w:abstractNum>
-  <w:abstractNum w:abstractNumId="4" w15:restartNumberingAfterBreak="0">
+  <w:abstractNum w:abstractNumId="5" w15:restartNumberingAfterBreak="0">
     <w:nsid w:val="09D61509"/>
     <w:multiLevelType w:val="hybridMultilevel"/>
     <w:tmpl w:val="4E08163A"/>
@@ -6841,7 +6292,7 @@
       <w:lvlJc w:val="left"/>
     </w:lvl>
   </w:abstractNum>
-  <w:abstractNum w:abstractNumId="5" w15:restartNumberingAfterBreak="0">
+  <w:abstractNum w:abstractNumId="6" w15:restartNumberingAfterBreak="0">
     <w:nsid w:val="0CEF5A72"/>
     <w:multiLevelType w:val="hybridMultilevel"/>
     <w:tmpl w:val="0CB60780"/>
@@ -6901,7 +6352,7 @@
       <w:lvlJc w:val="left"/>
     </w:lvl>
   </w:abstractNum>
-  <w:abstractNum w:abstractNumId="6" w15:restartNumberingAfterBreak="0">
+  <w:abstractNum w:abstractNumId="7" w15:restartNumberingAfterBreak="0">
     <w:nsid w:val="11482E36"/>
     <w:multiLevelType w:val="hybridMultilevel"/>
     <w:tmpl w:val="0A2A5710"/>
@@ -6961,7 +6412,120 @@
       <w:lvlJc w:val="left"/>
     </w:lvl>
   </w:abstractNum>
-  <w:abstractNum w:abstractNumId="7" w15:restartNumberingAfterBreak="0">
+  <w:abstractNum w:abstractNumId="8" w15:restartNumberingAfterBreak="0">
+    <w:nsid w:val="124C211F"/>
+    <w:multiLevelType w:val="hybridMultilevel"/>
+    <w:tmpl w:val="9DFEA668"/>
+    <w:lvl w:ilvl="0" w:tplc="40090001">
+      <w:start w:val="1"/>
+      <w:numFmt w:val="bullet"/>
+      <w:lvlText w:val=""/>
+      <w:lvlJc w:val="left"/>
+      <w:pPr>
+        <w:ind w:left="1440" w:hanging="360"/>
+      </w:pPr>
+      <w:rPr>
+        <w:rFonts w:ascii="Symbol" w:hAnsi="Symbol" w:hint="default"/>
+      </w:rPr>
+    </w:lvl>
+    <w:lvl w:ilvl="1" w:tplc="40090003" w:tentative="1">
+      <w:start w:val="1"/>
+      <w:numFmt w:val="bullet"/>
+      <w:lvlText w:val="o"/>
+      <w:lvlJc w:val="left"/>
+      <w:pPr>
+        <w:ind w:left="2160" w:hanging="360"/>
+      </w:pPr>
+      <w:rPr>
+        <w:rFonts w:ascii="Courier New" w:hAnsi="Courier New" w:cs="Courier New" w:hint="default"/>
+      </w:rPr>
+    </w:lvl>
+    <w:lvl w:ilvl="2" w:tplc="40090005" w:tentative="1">
+      <w:start w:val="1"/>
+      <w:numFmt w:val="bullet"/>
+      <w:lvlText w:val=""/>
+      <w:lvlJc w:val="left"/>
+      <w:pPr>
+        <w:ind w:left="2880" w:hanging="360"/>
+      </w:pPr>
+      <w:rPr>
+        <w:rFonts w:ascii="Wingdings" w:hAnsi="Wingdings" w:hint="default"/>
+      </w:rPr>
+    </w:lvl>
+    <w:lvl w:ilvl="3" w:tplc="40090001" w:tentative="1">
+      <w:start w:val="1"/>
+      <w:numFmt w:val="bullet"/>
+      <w:lvlText w:val=""/>
+      <w:lvlJc w:val="left"/>
+      <w:pPr>
+        <w:ind w:left="3600" w:hanging="360"/>
+      </w:pPr>
+      <w:rPr>
+        <w:rFonts w:ascii="Symbol" w:hAnsi="Symbol" w:hint="default"/>
+      </w:rPr>
+    </w:lvl>
+    <w:lvl w:ilvl="4" w:tplc="40090003" w:tentative="1">
+      <w:start w:val="1"/>
+      <w:numFmt w:val="bullet"/>
+      <w:lvlText w:val="o"/>
+      <w:lvlJc w:val="left"/>
+      <w:pPr>
+        <w:ind w:left="4320" w:hanging="360"/>
+      </w:pPr>
+      <w:rPr>
+        <w:rFonts w:ascii="Courier New" w:hAnsi="Courier New" w:cs="Courier New" w:hint="default"/>
+      </w:rPr>
+    </w:lvl>
+    <w:lvl w:ilvl="5" w:tplc="40090005" w:tentative="1">
+      <w:start w:val="1"/>
+      <w:numFmt w:val="bullet"/>
+      <w:lvlText w:val=""/>
+      <w:lvlJc w:val="left"/>
+      <w:pPr>
+        <w:ind w:left="5040" w:hanging="360"/>
+      </w:pPr>
+      <w:rPr>
+        <w:rFonts w:ascii="Wingdings" w:hAnsi="Wingdings" w:hint="default"/>
+      </w:rPr>
+    </w:lvl>
+    <w:lvl w:ilvl="6" w:tplc="40090001" w:tentative="1">
+      <w:start w:val="1"/>
+      <w:numFmt w:val="bullet"/>
+      <w:lvlText w:val=""/>
+      <w:lvlJc w:val="left"/>
+      <w:pPr>
+        <w:ind w:left="5760" w:hanging="360"/>
+      </w:pPr>
+      <w:rPr>
+        <w:rFonts w:ascii="Symbol" w:hAnsi="Symbol" w:hint="default"/>
+      </w:rPr>
+    </w:lvl>
+    <w:lvl w:ilvl="7" w:tplc="40090003" w:tentative="1">
+      <w:start w:val="1"/>
+      <w:numFmt w:val="bullet"/>
+      <w:lvlText w:val="o"/>
+      <w:lvlJc w:val="left"/>
+      <w:pPr>
+        <w:ind w:left="6480" w:hanging="360"/>
+      </w:pPr>
+      <w:rPr>
+        <w:rFonts w:ascii="Courier New" w:hAnsi="Courier New" w:cs="Courier New" w:hint="default"/>
+      </w:rPr>
+    </w:lvl>
+    <w:lvl w:ilvl="8" w:tplc="40090005" w:tentative="1">
+      <w:start w:val="1"/>
+      <w:numFmt w:val="bullet"/>
+      <w:lvlText w:val=""/>
+      <w:lvlJc w:val="left"/>
+      <w:pPr>
+        <w:ind w:left="7200" w:hanging="360"/>
+      </w:pPr>
+      <w:rPr>
+        <w:rFonts w:ascii="Wingdings" w:hAnsi="Wingdings" w:hint="default"/>
+      </w:rPr>
+    </w:lvl>
+  </w:abstractNum>
+  <w:abstractNum w:abstractNumId="9" w15:restartNumberingAfterBreak="0">
     <w:nsid w:val="139312A0"/>
     <w:multiLevelType w:val="hybridMultilevel"/>
     <w:tmpl w:val="6E3EE1E8"/>
@@ -7074,7 +6638,120 @@
       </w:rPr>
     </w:lvl>
   </w:abstractNum>
-  <w:abstractNum w:abstractNumId="8" w15:restartNumberingAfterBreak="0">
+  <w:abstractNum w:abstractNumId="10" w15:restartNumberingAfterBreak="0">
+    <w:nsid w:val="19B97412"/>
+    <w:multiLevelType w:val="hybridMultilevel"/>
+    <w:tmpl w:val="35BE4C38"/>
+    <w:lvl w:ilvl="0" w:tplc="40090001">
+      <w:start w:val="1"/>
+      <w:numFmt w:val="bullet"/>
+      <w:lvlText w:val=""/>
+      <w:lvlJc w:val="left"/>
+      <w:pPr>
+        <w:ind w:left="1440" w:hanging="360"/>
+      </w:pPr>
+      <w:rPr>
+        <w:rFonts w:ascii="Symbol" w:hAnsi="Symbol" w:hint="default"/>
+      </w:rPr>
+    </w:lvl>
+    <w:lvl w:ilvl="1" w:tplc="40090003" w:tentative="1">
+      <w:start w:val="1"/>
+      <w:numFmt w:val="bullet"/>
+      <w:lvlText w:val="o"/>
+      <w:lvlJc w:val="left"/>
+      <w:pPr>
+        <w:ind w:left="2160" w:hanging="360"/>
+      </w:pPr>
+      <w:rPr>
+        <w:rFonts w:ascii="Courier New" w:hAnsi="Courier New" w:cs="Courier New" w:hint="default"/>
+      </w:rPr>
+    </w:lvl>
+    <w:lvl w:ilvl="2" w:tplc="40090005" w:tentative="1">
+      <w:start w:val="1"/>
+      <w:numFmt w:val="bullet"/>
+      <w:lvlText w:val=""/>
+      <w:lvlJc w:val="left"/>
+      <w:pPr>
+        <w:ind w:left="2880" w:hanging="360"/>
+      </w:pPr>
+      <w:rPr>
+        <w:rFonts w:ascii="Wingdings" w:hAnsi="Wingdings" w:hint="default"/>
+      </w:rPr>
+    </w:lvl>
+    <w:lvl w:ilvl="3" w:tplc="40090001" w:tentative="1">
+      <w:start w:val="1"/>
+      <w:numFmt w:val="bullet"/>
+      <w:lvlText w:val=""/>
+      <w:lvlJc w:val="left"/>
+      <w:pPr>
+        <w:ind w:left="3600" w:hanging="360"/>
+      </w:pPr>
+      <w:rPr>
+        <w:rFonts w:ascii="Symbol" w:hAnsi="Symbol" w:hint="default"/>
+      </w:rPr>
+    </w:lvl>
+    <w:lvl w:ilvl="4" w:tplc="40090003" w:tentative="1">
+      <w:start w:val="1"/>
+      <w:numFmt w:val="bullet"/>
+      <w:lvlText w:val="o"/>
+      <w:lvlJc w:val="left"/>
+      <w:pPr>
+        <w:ind w:left="4320" w:hanging="360"/>
+      </w:pPr>
+      <w:rPr>
+        <w:rFonts w:ascii="Courier New" w:hAnsi="Courier New" w:cs="Courier New" w:hint="default"/>
+      </w:rPr>
+    </w:lvl>
+    <w:lvl w:ilvl="5" w:tplc="40090005" w:tentative="1">
+      <w:start w:val="1"/>
+      <w:numFmt w:val="bullet"/>
+      <w:lvlText w:val=""/>
+      <w:lvlJc w:val="left"/>
+      <w:pPr>
+        <w:ind w:left="5040" w:hanging="360"/>
+      </w:pPr>
+      <w:rPr>
+        <w:rFonts w:ascii="Wingdings" w:hAnsi="Wingdings" w:hint="default"/>
+      </w:rPr>
+    </w:lvl>
+    <w:lvl w:ilvl="6" w:tplc="40090001" w:tentative="1">
+      <w:start w:val="1"/>
+      <w:numFmt w:val="bullet"/>
+      <w:lvlText w:val=""/>
+      <w:lvlJc w:val="left"/>
+      <w:pPr>
+        <w:ind w:left="5760" w:hanging="360"/>
+      </w:pPr>
+      <w:rPr>
+        <w:rFonts w:ascii="Symbol" w:hAnsi="Symbol" w:hint="default"/>
+      </w:rPr>
+    </w:lvl>
+    <w:lvl w:ilvl="7" w:tplc="40090003" w:tentative="1">
+      <w:start w:val="1"/>
+      <w:numFmt w:val="bullet"/>
+      <w:lvlText w:val="o"/>
+      <w:lvlJc w:val="left"/>
+      <w:pPr>
+        <w:ind w:left="6480" w:hanging="360"/>
+      </w:pPr>
+      <w:rPr>
+        <w:rFonts w:ascii="Courier New" w:hAnsi="Courier New" w:cs="Courier New" w:hint="default"/>
+      </w:rPr>
+    </w:lvl>
+    <w:lvl w:ilvl="8" w:tplc="40090005" w:tentative="1">
+      <w:start w:val="1"/>
+      <w:numFmt w:val="bullet"/>
+      <w:lvlText w:val=""/>
+      <w:lvlJc w:val="left"/>
+      <w:pPr>
+        <w:ind w:left="7200" w:hanging="360"/>
+      </w:pPr>
+      <w:rPr>
+        <w:rFonts w:ascii="Wingdings" w:hAnsi="Wingdings" w:hint="default"/>
+      </w:rPr>
+    </w:lvl>
+  </w:abstractNum>
+  <w:abstractNum w:abstractNumId="11" w15:restartNumberingAfterBreak="0">
     <w:nsid w:val="1AB72208"/>
     <w:multiLevelType w:val="hybridMultilevel"/>
     <w:tmpl w:val="7F52E068"/>
@@ -7134,7 +6811,7 @@
       <w:lvlJc w:val="left"/>
     </w:lvl>
   </w:abstractNum>
-  <w:abstractNum w:abstractNumId="9" w15:restartNumberingAfterBreak="0">
+  <w:abstractNum w:abstractNumId="12" w15:restartNumberingAfterBreak="0">
     <w:nsid w:val="1CEB2B97"/>
     <w:multiLevelType w:val="hybridMultilevel"/>
     <w:tmpl w:val="F4CA937E"/>
@@ -7194,7 +6871,7 @@
       <w:lvlJc w:val="left"/>
     </w:lvl>
   </w:abstractNum>
-  <w:abstractNum w:abstractNumId="10" w15:restartNumberingAfterBreak="0">
+  <w:abstractNum w:abstractNumId="13" w15:restartNumberingAfterBreak="0">
     <w:nsid w:val="1DE06338"/>
     <w:multiLevelType w:val="hybridMultilevel"/>
     <w:tmpl w:val="2C72749A"/>
@@ -7254,7 +6931,7 @@
       <w:lvlJc w:val="left"/>
     </w:lvl>
   </w:abstractNum>
-  <w:abstractNum w:abstractNumId="11" w15:restartNumberingAfterBreak="0">
+  <w:abstractNum w:abstractNumId="14" w15:restartNumberingAfterBreak="0">
     <w:nsid w:val="1F041C25"/>
     <w:multiLevelType w:val="hybridMultilevel"/>
     <w:tmpl w:val="CE04E70A"/>
@@ -7314,7 +6991,7 @@
       <w:lvlJc w:val="left"/>
     </w:lvl>
   </w:abstractNum>
-  <w:abstractNum w:abstractNumId="12" w15:restartNumberingAfterBreak="0">
+  <w:abstractNum w:abstractNumId="15" w15:restartNumberingAfterBreak="0">
     <w:nsid w:val="21E45316"/>
     <w:multiLevelType w:val="hybridMultilevel"/>
     <w:tmpl w:val="5B6803D6"/>
@@ -7427,7 +7104,7 @@
       </w:rPr>
     </w:lvl>
   </w:abstractNum>
-  <w:abstractNum w:abstractNumId="13" w15:restartNumberingAfterBreak="0">
+  <w:abstractNum w:abstractNumId="16" w15:restartNumberingAfterBreak="0">
     <w:nsid w:val="223F0491"/>
     <w:multiLevelType w:val="hybridMultilevel"/>
     <w:tmpl w:val="963263E4"/>
@@ -7487,7 +7164,7 @@
       <w:lvlJc w:val="left"/>
     </w:lvl>
   </w:abstractNum>
-  <w:abstractNum w:abstractNumId="14" w15:restartNumberingAfterBreak="0">
+  <w:abstractNum w:abstractNumId="17" w15:restartNumberingAfterBreak="0">
     <w:nsid w:val="22DB6797"/>
     <w:multiLevelType w:val="hybridMultilevel"/>
     <w:tmpl w:val="B0CAE2FC"/>
@@ -7544,7 +7221,7 @@
       <w:lvlJc w:val="left"/>
     </w:lvl>
   </w:abstractNum>
-  <w:abstractNum w:abstractNumId="15" w15:restartNumberingAfterBreak="0">
+  <w:abstractNum w:abstractNumId="18" w15:restartNumberingAfterBreak="0">
     <w:nsid w:val="26750A63"/>
     <w:multiLevelType w:val="hybridMultilevel"/>
     <w:tmpl w:val="67ACA97A"/>
@@ -7657,7 +7334,7 @@
       </w:rPr>
     </w:lvl>
   </w:abstractNum>
-  <w:abstractNum w:abstractNumId="16" w15:restartNumberingAfterBreak="0">
+  <w:abstractNum w:abstractNumId="19" w15:restartNumberingAfterBreak="0">
     <w:nsid w:val="2A9553C0"/>
     <w:multiLevelType w:val="hybridMultilevel"/>
     <w:tmpl w:val="79228AD2"/>
@@ -7717,7 +7394,7 @@
       <w:lvlJc w:val="left"/>
     </w:lvl>
   </w:abstractNum>
-  <w:abstractNum w:abstractNumId="17" w15:restartNumberingAfterBreak="0">
+  <w:abstractNum w:abstractNumId="20" w15:restartNumberingAfterBreak="0">
     <w:nsid w:val="3B963766"/>
     <w:multiLevelType w:val="hybridMultilevel"/>
     <w:tmpl w:val="E6D8763E"/>
@@ -7830,7 +7507,7 @@
       </w:rPr>
     </w:lvl>
   </w:abstractNum>
-  <w:abstractNum w:abstractNumId="18" w15:restartNumberingAfterBreak="0">
+  <w:abstractNum w:abstractNumId="21" w15:restartNumberingAfterBreak="0">
     <w:nsid w:val="3D756EB9"/>
     <w:multiLevelType w:val="hybridMultilevel"/>
     <w:tmpl w:val="EDB617A8"/>
@@ -7890,7 +7567,7 @@
       <w:lvlJc w:val="left"/>
     </w:lvl>
   </w:abstractNum>
-  <w:abstractNum w:abstractNumId="19" w15:restartNumberingAfterBreak="0">
+  <w:abstractNum w:abstractNumId="22" w15:restartNumberingAfterBreak="0">
     <w:nsid w:val="3D8545F5"/>
     <w:multiLevelType w:val="hybridMultilevel"/>
     <w:tmpl w:val="24821B76"/>
@@ -7950,7 +7627,7 @@
       <w:lvlJc w:val="left"/>
     </w:lvl>
   </w:abstractNum>
-  <w:abstractNum w:abstractNumId="20" w15:restartNumberingAfterBreak="0">
+  <w:abstractNum w:abstractNumId="23" w15:restartNumberingAfterBreak="0">
     <w:nsid w:val="4D405BAE"/>
     <w:multiLevelType w:val="hybridMultilevel"/>
     <w:tmpl w:val="B6429386"/>
@@ -8010,7 +7687,120 @@
       <w:lvlJc w:val="left"/>
     </w:lvl>
   </w:abstractNum>
-  <w:abstractNum w:abstractNumId="21" w15:restartNumberingAfterBreak="0">
+  <w:abstractNum w:abstractNumId="24" w15:restartNumberingAfterBreak="0">
+    <w:nsid w:val="521707FD"/>
+    <w:multiLevelType w:val="hybridMultilevel"/>
+    <w:tmpl w:val="6C94FD24"/>
+    <w:lvl w:ilvl="0" w:tplc="40090001">
+      <w:start w:val="1"/>
+      <w:numFmt w:val="bullet"/>
+      <w:lvlText w:val=""/>
+      <w:lvlJc w:val="left"/>
+      <w:pPr>
+        <w:ind w:left="1440" w:hanging="360"/>
+      </w:pPr>
+      <w:rPr>
+        <w:rFonts w:ascii="Symbol" w:hAnsi="Symbol" w:hint="default"/>
+      </w:rPr>
+    </w:lvl>
+    <w:lvl w:ilvl="1" w:tplc="40090003" w:tentative="1">
+      <w:start w:val="1"/>
+      <w:numFmt w:val="bullet"/>
+      <w:lvlText w:val="o"/>
+      <w:lvlJc w:val="left"/>
+      <w:pPr>
+        <w:ind w:left="2160" w:hanging="360"/>
+      </w:pPr>
+      <w:rPr>
+        <w:rFonts w:ascii="Courier New" w:hAnsi="Courier New" w:cs="Courier New" w:hint="default"/>
+      </w:rPr>
+    </w:lvl>
+    <w:lvl w:ilvl="2" w:tplc="40090005" w:tentative="1">
+      <w:start w:val="1"/>
+      <w:numFmt w:val="bullet"/>
+      <w:lvlText w:val=""/>
+      <w:lvlJc w:val="left"/>
+      <w:pPr>
+        <w:ind w:left="2880" w:hanging="360"/>
+      </w:pPr>
+      <w:rPr>
+        <w:rFonts w:ascii="Wingdings" w:hAnsi="Wingdings" w:hint="default"/>
+      </w:rPr>
+    </w:lvl>
+    <w:lvl w:ilvl="3" w:tplc="40090001" w:tentative="1">
+      <w:start w:val="1"/>
+      <w:numFmt w:val="bullet"/>
+      <w:lvlText w:val=""/>
+      <w:lvlJc w:val="left"/>
+      <w:pPr>
+        <w:ind w:left="3600" w:hanging="360"/>
+      </w:pPr>
+      <w:rPr>
+        <w:rFonts w:ascii="Symbol" w:hAnsi="Symbol" w:hint="default"/>
+      </w:rPr>
+    </w:lvl>
+    <w:lvl w:ilvl="4" w:tplc="40090003" w:tentative="1">
+      <w:start w:val="1"/>
+      <w:numFmt w:val="bullet"/>
+      <w:lvlText w:val="o"/>
+      <w:lvlJc w:val="left"/>
+      <w:pPr>
+        <w:ind w:left="4320" w:hanging="360"/>
+      </w:pPr>
+      <w:rPr>
+        <w:rFonts w:ascii="Courier New" w:hAnsi="Courier New" w:cs="Courier New" w:hint="default"/>
+      </w:rPr>
+    </w:lvl>
+    <w:lvl w:ilvl="5" w:tplc="40090005" w:tentative="1">
+      <w:start w:val="1"/>
+      <w:numFmt w:val="bullet"/>
+      <w:lvlText w:val=""/>
+      <w:lvlJc w:val="left"/>
+      <w:pPr>
+        <w:ind w:left="5040" w:hanging="360"/>
+      </w:pPr>
+      <w:rPr>
+        <w:rFonts w:ascii="Wingdings" w:hAnsi="Wingdings" w:hint="default"/>
+      </w:rPr>
+    </w:lvl>
+    <w:lvl w:ilvl="6" w:tplc="40090001" w:tentative="1">
+      <w:start w:val="1"/>
+      <w:numFmt w:val="bullet"/>
+      <w:lvlText w:val=""/>
+      <w:lvlJc w:val="left"/>
+      <w:pPr>
+        <w:ind w:left="5760" w:hanging="360"/>
+      </w:pPr>
+      <w:rPr>
+        <w:rFonts w:ascii="Symbol" w:hAnsi="Symbol" w:hint="default"/>
+      </w:rPr>
+    </w:lvl>
+    <w:lvl w:ilvl="7" w:tplc="40090003" w:tentative="1">
+      <w:start w:val="1"/>
+      <w:numFmt w:val="bullet"/>
+      <w:lvlText w:val="o"/>
+      <w:lvlJc w:val="left"/>
+      <w:pPr>
+        <w:ind w:left="6480" w:hanging="360"/>
+      </w:pPr>
+      <w:rPr>
+        <w:rFonts w:ascii="Courier New" w:hAnsi="Courier New" w:cs="Courier New" w:hint="default"/>
+      </w:rPr>
+    </w:lvl>
+    <w:lvl w:ilvl="8" w:tplc="40090005" w:tentative="1">
+      <w:start w:val="1"/>
+      <w:numFmt w:val="bullet"/>
+      <w:lvlText w:val=""/>
+      <w:lvlJc w:val="left"/>
+      <w:pPr>
+        <w:ind w:left="7200" w:hanging="360"/>
+      </w:pPr>
+      <w:rPr>
+        <w:rFonts w:ascii="Wingdings" w:hAnsi="Wingdings" w:hint="default"/>
+      </w:rPr>
+    </w:lvl>
+  </w:abstractNum>
+  <w:abstractNum w:abstractNumId="25" w15:restartNumberingAfterBreak="0">
     <w:nsid w:val="572F6FF6"/>
     <w:multiLevelType w:val="hybridMultilevel"/>
     <w:tmpl w:val="1102E40A"/>
@@ -8070,7 +7860,7 @@
       <w:lvlJc w:val="left"/>
     </w:lvl>
   </w:abstractNum>
-  <w:abstractNum w:abstractNumId="22" w15:restartNumberingAfterBreak="0">
+  <w:abstractNum w:abstractNumId="26" w15:restartNumberingAfterBreak="0">
     <w:nsid w:val="5BD5574E"/>
     <w:multiLevelType w:val="hybridMultilevel"/>
     <w:tmpl w:val="06622768"/>
@@ -8183,7 +7973,7 @@
       </w:rPr>
     </w:lvl>
   </w:abstractNum>
-  <w:abstractNum w:abstractNumId="23" w15:restartNumberingAfterBreak="0">
+  <w:abstractNum w:abstractNumId="27" w15:restartNumberingAfterBreak="0">
     <w:nsid w:val="5D8167CC"/>
     <w:multiLevelType w:val="hybridMultilevel"/>
     <w:tmpl w:val="9A288D22"/>
@@ -8296,7 +8086,7 @@
       </w:rPr>
     </w:lvl>
   </w:abstractNum>
-  <w:abstractNum w:abstractNumId="24" w15:restartNumberingAfterBreak="0">
+  <w:abstractNum w:abstractNumId="28" w15:restartNumberingAfterBreak="0">
     <w:nsid w:val="626C1190"/>
     <w:multiLevelType w:val="hybridMultilevel"/>
     <w:tmpl w:val="0BEEE792"/>
@@ -8356,7 +8146,7 @@
       <w:lvlJc w:val="left"/>
     </w:lvl>
   </w:abstractNum>
-  <w:abstractNum w:abstractNumId="25" w15:restartNumberingAfterBreak="0">
+  <w:abstractNum w:abstractNumId="29" w15:restartNumberingAfterBreak="0">
     <w:nsid w:val="6429480E"/>
     <w:multiLevelType w:val="hybridMultilevel"/>
     <w:tmpl w:val="F7FAB6BA"/>
@@ -8416,7 +8206,7 @@
       <w:lvlJc w:val="left"/>
     </w:lvl>
   </w:abstractNum>
-  <w:abstractNum w:abstractNumId="26" w15:restartNumberingAfterBreak="0">
+  <w:abstractNum w:abstractNumId="30" w15:restartNumberingAfterBreak="0">
     <w:nsid w:val="649F7E25"/>
     <w:multiLevelType w:val="hybridMultilevel"/>
     <w:tmpl w:val="3DE61F86"/>
@@ -8529,7 +8319,7 @@
       </w:rPr>
     </w:lvl>
   </w:abstractNum>
-  <w:abstractNum w:abstractNumId="27" w15:restartNumberingAfterBreak="0">
+  <w:abstractNum w:abstractNumId="31" w15:restartNumberingAfterBreak="0">
     <w:nsid w:val="65B234CD"/>
     <w:multiLevelType w:val="hybridMultilevel"/>
     <w:tmpl w:val="DA127656"/>
@@ -8589,7 +8379,7 @@
       <w:lvlJc w:val="left"/>
     </w:lvl>
   </w:abstractNum>
-  <w:abstractNum w:abstractNumId="28" w15:restartNumberingAfterBreak="0">
+  <w:abstractNum w:abstractNumId="32" w15:restartNumberingAfterBreak="0">
     <w:nsid w:val="71BE6060"/>
     <w:multiLevelType w:val="hybridMultilevel"/>
     <w:tmpl w:val="26563144"/>
@@ -8649,7 +8439,7 @@
       <w:lvlJc w:val="left"/>
     </w:lvl>
   </w:abstractNum>
-  <w:abstractNum w:abstractNumId="29" w15:restartNumberingAfterBreak="0">
+  <w:abstractNum w:abstractNumId="33" w15:restartNumberingAfterBreak="0">
     <w:nsid w:val="7295060E"/>
     <w:multiLevelType w:val="multilevel"/>
     <w:tmpl w:val="EF66C7D6"/>
@@ -8777,7 +8567,7 @@
       </w:rPr>
     </w:lvl>
   </w:abstractNum>
-  <w:abstractNum w:abstractNumId="30" w15:restartNumberingAfterBreak="0">
+  <w:abstractNum w:abstractNumId="34" w15:restartNumberingAfterBreak="0">
     <w:nsid w:val="774C615C"/>
     <w:multiLevelType w:val="hybridMultilevel"/>
     <w:tmpl w:val="95A2DE2E"/>
@@ -8890,7 +8680,120 @@
       </w:rPr>
     </w:lvl>
   </w:abstractNum>
-  <w:abstractNum w:abstractNumId="31" w15:restartNumberingAfterBreak="0">
+  <w:abstractNum w:abstractNumId="35" w15:restartNumberingAfterBreak="0">
+    <w:nsid w:val="777F1492"/>
+    <w:multiLevelType w:val="hybridMultilevel"/>
+    <w:tmpl w:val="D8BC227A"/>
+    <w:lvl w:ilvl="0" w:tplc="40090001">
+      <w:start w:val="1"/>
+      <w:numFmt w:val="bullet"/>
+      <w:lvlText w:val=""/>
+      <w:lvlJc w:val="left"/>
+      <w:pPr>
+        <w:ind w:left="1440" w:hanging="360"/>
+      </w:pPr>
+      <w:rPr>
+        <w:rFonts w:ascii="Symbol" w:hAnsi="Symbol" w:hint="default"/>
+      </w:rPr>
+    </w:lvl>
+    <w:lvl w:ilvl="1" w:tplc="40090003" w:tentative="1">
+      <w:start w:val="1"/>
+      <w:numFmt w:val="bullet"/>
+      <w:lvlText w:val="o"/>
+      <w:lvlJc w:val="left"/>
+      <w:pPr>
+        <w:ind w:left="2160" w:hanging="360"/>
+      </w:pPr>
+      <w:rPr>
+        <w:rFonts w:ascii="Courier New" w:hAnsi="Courier New" w:cs="Courier New" w:hint="default"/>
+      </w:rPr>
+    </w:lvl>
+    <w:lvl w:ilvl="2" w:tplc="40090005" w:tentative="1">
+      <w:start w:val="1"/>
+      <w:numFmt w:val="bullet"/>
+      <w:lvlText w:val=""/>
+      <w:lvlJc w:val="left"/>
+      <w:pPr>
+        <w:ind w:left="2880" w:hanging="360"/>
+      </w:pPr>
+      <w:rPr>
+        <w:rFonts w:ascii="Wingdings" w:hAnsi="Wingdings" w:hint="default"/>
+      </w:rPr>
+    </w:lvl>
+    <w:lvl w:ilvl="3" w:tplc="40090001" w:tentative="1">
+      <w:start w:val="1"/>
+      <w:numFmt w:val="bullet"/>
+      <w:lvlText w:val=""/>
+      <w:lvlJc w:val="left"/>
+      <w:pPr>
+        <w:ind w:left="3600" w:hanging="360"/>
+      </w:pPr>
+      <w:rPr>
+        <w:rFonts w:ascii="Symbol" w:hAnsi="Symbol" w:hint="default"/>
+      </w:rPr>
+    </w:lvl>
+    <w:lvl w:ilvl="4" w:tplc="40090003" w:tentative="1">
+      <w:start w:val="1"/>
+      <w:numFmt w:val="bullet"/>
+      <w:lvlText w:val="o"/>
+      <w:lvlJc w:val="left"/>
+      <w:pPr>
+        <w:ind w:left="4320" w:hanging="360"/>
+      </w:pPr>
+      <w:rPr>
+        <w:rFonts w:ascii="Courier New" w:hAnsi="Courier New" w:cs="Courier New" w:hint="default"/>
+      </w:rPr>
+    </w:lvl>
+    <w:lvl w:ilvl="5" w:tplc="40090005" w:tentative="1">
+      <w:start w:val="1"/>
+      <w:numFmt w:val="bullet"/>
+      <w:lvlText w:val=""/>
+      <w:lvlJc w:val="left"/>
+      <w:pPr>
+        <w:ind w:left="5040" w:hanging="360"/>
+      </w:pPr>
+      <w:rPr>
+        <w:rFonts w:ascii="Wingdings" w:hAnsi="Wingdings" w:hint="default"/>
+      </w:rPr>
+    </w:lvl>
+    <w:lvl w:ilvl="6" w:tplc="40090001" w:tentative="1">
+      <w:start w:val="1"/>
+      <w:numFmt w:val="bullet"/>
+      <w:lvlText w:val=""/>
+      <w:lvlJc w:val="left"/>
+      <w:pPr>
+        <w:ind w:left="5760" w:hanging="360"/>
+      </w:pPr>
+      <w:rPr>
+        <w:rFonts w:ascii="Symbol" w:hAnsi="Symbol" w:hint="default"/>
+      </w:rPr>
+    </w:lvl>
+    <w:lvl w:ilvl="7" w:tplc="40090003" w:tentative="1">
+      <w:start w:val="1"/>
+      <w:numFmt w:val="bullet"/>
+      <w:lvlText w:val="o"/>
+      <w:lvlJc w:val="left"/>
+      <w:pPr>
+        <w:ind w:left="6480" w:hanging="360"/>
+      </w:pPr>
+      <w:rPr>
+        <w:rFonts w:ascii="Courier New" w:hAnsi="Courier New" w:cs="Courier New" w:hint="default"/>
+      </w:rPr>
+    </w:lvl>
+    <w:lvl w:ilvl="8" w:tplc="40090005" w:tentative="1">
+      <w:start w:val="1"/>
+      <w:numFmt w:val="bullet"/>
+      <w:lvlText w:val=""/>
+      <w:lvlJc w:val="left"/>
+      <w:pPr>
+        <w:ind w:left="7200" w:hanging="360"/>
+      </w:pPr>
+      <w:rPr>
+        <w:rFonts w:ascii="Wingdings" w:hAnsi="Wingdings" w:hint="default"/>
+      </w:rPr>
+    </w:lvl>
+  </w:abstractNum>
+  <w:abstractNum w:abstractNumId="36" w15:restartNumberingAfterBreak="0">
     <w:nsid w:val="78011F7F"/>
     <w:multiLevelType w:val="hybridMultilevel"/>
     <w:tmpl w:val="0C206EC8"/>
@@ -8950,7 +8853,7 @@
       <w:lvlJc w:val="left"/>
     </w:lvl>
   </w:abstractNum>
-  <w:abstractNum w:abstractNumId="32" w15:restartNumberingAfterBreak="0">
+  <w:abstractNum w:abstractNumId="37" w15:restartNumberingAfterBreak="0">
     <w:nsid w:val="7BA301A8"/>
     <w:multiLevelType w:val="hybridMultilevel"/>
     <w:tmpl w:val="541ABEF4"/>
@@ -9010,7 +8913,7 @@
       <w:lvlJc w:val="left"/>
     </w:lvl>
   </w:abstractNum>
-  <w:abstractNum w:abstractNumId="33" w15:restartNumberingAfterBreak="0">
+  <w:abstractNum w:abstractNumId="38" w15:restartNumberingAfterBreak="0">
     <w:nsid w:val="7BAB0FA3"/>
     <w:multiLevelType w:val="hybridMultilevel"/>
     <w:tmpl w:val="1C345C80"/>
@@ -9071,106 +8974,121 @@
     </w:lvl>
   </w:abstractNum>
   <w:num w:numId="1">
+    <w:abstractNumId w:val="12"/>
+  </w:num>
+  <w:num w:numId="2">
+    <w:abstractNumId w:val="31"/>
+  </w:num>
+  <w:num w:numId="3">
+    <w:abstractNumId w:val="4"/>
+  </w:num>
+  <w:num w:numId="4">
+    <w:abstractNumId w:val="21"/>
+  </w:num>
+  <w:num w:numId="5">
+    <w:abstractNumId w:val="11"/>
+  </w:num>
+  <w:num w:numId="6">
+    <w:abstractNumId w:val="6"/>
+  </w:num>
+  <w:num w:numId="7">
+    <w:abstractNumId w:val="7"/>
+  </w:num>
+  <w:num w:numId="8">
+    <w:abstractNumId w:val="3"/>
+  </w:num>
+  <w:num w:numId="9">
+    <w:abstractNumId w:val="16"/>
+  </w:num>
+  <w:num w:numId="10">
+    <w:abstractNumId w:val="14"/>
+  </w:num>
+  <w:num w:numId="11">
+    <w:abstractNumId w:val="36"/>
+  </w:num>
+  <w:num w:numId="12">
+    <w:abstractNumId w:val="5"/>
+  </w:num>
+  <w:num w:numId="13">
+    <w:abstractNumId w:val="25"/>
+  </w:num>
+  <w:num w:numId="14">
+    <w:abstractNumId w:val="38"/>
+  </w:num>
+  <w:num w:numId="15">
+    <w:abstractNumId w:val="13"/>
+  </w:num>
+  <w:num w:numId="16">
+    <w:abstractNumId w:val="1"/>
+  </w:num>
+  <w:num w:numId="17">
+    <w:abstractNumId w:val="19"/>
+  </w:num>
+  <w:num w:numId="18">
+    <w:abstractNumId w:val="37"/>
+  </w:num>
+  <w:num w:numId="19">
+    <w:abstractNumId w:val="29"/>
+  </w:num>
+  <w:num w:numId="20">
+    <w:abstractNumId w:val="23"/>
+  </w:num>
+  <w:num w:numId="21">
+    <w:abstractNumId w:val="22"/>
+  </w:num>
+  <w:num w:numId="22">
+    <w:abstractNumId w:val="28"/>
+  </w:num>
+  <w:num w:numId="23">
+    <w:abstractNumId w:val="32"/>
+  </w:num>
+  <w:num w:numId="24">
+    <w:abstractNumId w:val="17"/>
+  </w:num>
+  <w:num w:numId="25">
+    <w:abstractNumId w:val="33"/>
+  </w:num>
+  <w:num w:numId="26">
+    <w:abstractNumId w:val="34"/>
+  </w:num>
+  <w:num w:numId="27">
+    <w:abstractNumId w:val="26"/>
+  </w:num>
+  <w:num w:numId="28">
+    <w:abstractNumId w:val="27"/>
+  </w:num>
+  <w:num w:numId="29">
+    <w:abstractNumId w:val="2"/>
+  </w:num>
+  <w:num w:numId="30">
+    <w:abstractNumId w:val="30"/>
+  </w:num>
+  <w:num w:numId="31">
+    <w:abstractNumId w:val="15"/>
+  </w:num>
+  <w:num w:numId="32">
     <w:abstractNumId w:val="9"/>
   </w:num>
-  <w:num w:numId="2">
-    <w:abstractNumId w:val="27"/>
+  <w:num w:numId="33">
+    <w:abstractNumId w:val="20"/>
   </w:num>
-  <w:num w:numId="3">
-    <w:abstractNumId w:val="3"/>
-  </w:num>
-  <w:num w:numId="4">
+  <w:num w:numId="34">
     <w:abstractNumId w:val="18"/>
   </w:num>
-  <w:num w:numId="5">
+  <w:num w:numId="35">
+    <w:abstractNumId w:val="0"/>
+  </w:num>
+  <w:num w:numId="36">
     <w:abstractNumId w:val="8"/>
   </w:num>
-  <w:num w:numId="6">
-    <w:abstractNumId w:val="5"/>
+  <w:num w:numId="37">
+    <w:abstractNumId w:val="24"/>
   </w:num>
-  <w:num w:numId="7">
-    <w:abstractNumId w:val="6"/>
-  </w:num>
-  <w:num w:numId="8">
-    <w:abstractNumId w:val="2"/>
-  </w:num>
-  <w:num w:numId="9">
-    <w:abstractNumId w:val="13"/>
-  </w:num>
-  <w:num w:numId="10">
-    <w:abstractNumId w:val="11"/>
-  </w:num>
-  <w:num w:numId="11">
-    <w:abstractNumId w:val="31"/>
-  </w:num>
-  <w:num w:numId="12">
-    <w:abstractNumId w:val="4"/>
-  </w:num>
-  <w:num w:numId="13">
-    <w:abstractNumId w:val="21"/>
-  </w:num>
-  <w:num w:numId="14">
-    <w:abstractNumId w:val="33"/>
-  </w:num>
-  <w:num w:numId="15">
+  <w:num w:numId="38">
     <w:abstractNumId w:val="10"/>
   </w:num>
-  <w:num w:numId="16">
-    <w:abstractNumId w:val="0"/>
-  </w:num>
-  <w:num w:numId="17">
-    <w:abstractNumId w:val="16"/>
-  </w:num>
-  <w:num w:numId="18">
-    <w:abstractNumId w:val="32"/>
-  </w:num>
-  <w:num w:numId="19">
-    <w:abstractNumId w:val="25"/>
-  </w:num>
-  <w:num w:numId="20">
-    <w:abstractNumId w:val="20"/>
-  </w:num>
-  <w:num w:numId="21">
-    <w:abstractNumId w:val="19"/>
-  </w:num>
-  <w:num w:numId="22">
-    <w:abstractNumId w:val="24"/>
-  </w:num>
-  <w:num w:numId="23">
-    <w:abstractNumId w:val="28"/>
-  </w:num>
-  <w:num w:numId="24">
-    <w:abstractNumId w:val="14"/>
-  </w:num>
-  <w:num w:numId="25">
-    <w:abstractNumId w:val="29"/>
-  </w:num>
-  <w:num w:numId="26">
-    <w:abstractNumId w:val="30"/>
-  </w:num>
-  <w:num w:numId="27">
-    <w:abstractNumId w:val="22"/>
-  </w:num>
-  <w:num w:numId="28">
-    <w:abstractNumId w:val="23"/>
-  </w:num>
-  <w:num w:numId="29">
-    <w:abstractNumId w:val="1"/>
-  </w:num>
-  <w:num w:numId="30">
-    <w:abstractNumId w:val="26"/>
-  </w:num>
-  <w:num w:numId="31">
-    <w:abstractNumId w:val="12"/>
-  </w:num>
-  <w:num w:numId="32">
-    <w:abstractNumId w:val="7"/>
-  </w:num>
-  <w:num w:numId="33">
-    <w:abstractNumId w:val="17"/>
-  </w:num>
-  <w:num w:numId="34">
-    <w:abstractNumId w:val="15"/>
+  <w:num w:numId="39">
+    <w:abstractNumId w:val="35"/>
   </w:num>
 </w:numbering>
 </file>
@@ -9942,7 +9860,7 @@
 </file>
 
 <file path=customXml/itemProps1.xml><?xml version="1.0" encoding="utf-8"?>
-<ds:datastoreItem xmlns:ds="http://schemas.openxmlformats.org/officeDocument/2006/customXml" ds:itemID="{AB9F808B-AD6C-4BF5-8F12-A7071A1863AB}">
+<ds:datastoreItem xmlns:ds="http://schemas.openxmlformats.org/officeDocument/2006/customXml" ds:itemID="{174600EA-8C55-462B-A033-AD213C853843}">
   <ds:schemaRefs>
     <ds:schemaRef ds:uri="http://schemas.openxmlformats.org/officeDocument/2006/bibliography"/>
   </ds:schemaRefs>
